--- a/Source/ark_v1_evaluation_analysis/EM_and_GG_Analysis.docx
+++ b/Source/ark_v1_evaluation_analysis/EM_and_GG_Analysis.docx
@@ -2886,7 +2886,7 @@
           <w:color w:val="1F2C39"/>
           <w:sz w:val="22"/>
         </w:rPr>
-        <w:t>ARK_V2 可以在 ARK_V1 现有流程上改进，整体方向是：先建立问题约束，再进行有状态的多路径探索，根据知识使用策略决定回答或拒答，并记录最终答案的支持来源。</w:t>
+        <w:t>ARK_V2 可以在 ARK_V1 现有流程上改进，整体方向是：先建立问题约束，再进行有状态的探索，根据知识使用策略决定回答或拒答，并记录最终答案的支持来源。</w:t>
       </w:r>
     </w:p>
     <w:p xmlns:w="http://schemas.openxmlformats.org/wordprocessingml/2006/main" xmlns:wpc="http://schemas.microsoft.com/office/word/2010/wordprocessingCanvas" xmlns:mo="http://schemas.microsoft.com/office/mac/office/2008/main" xmlns:mc="http://schemas.openxmlformats.org/markup-compatibility/2006" xmlns:mv="urn:schemas-microsoft-com:mac:vml" xmlns:o="urn:schemas-microsoft-com:office:office" xmlns:r="http://schemas.openxmlformats.org/officeDocument/2006/relationships" xmlns:m="http://schemas.openxmlformats.org/officeDocument/2006/math" xmlns:v="urn:schemas-microsoft-com:vml" xmlns:wp14="http://schemas.microsoft.com/office/word/2010/wordprocessingDrawing" xmlns:wp="http://schemas.openxmlformats.org/drawingml/2006/wordprocessingDrawing" xmlns:w10="urn:schemas-microsoft-com:office:word" xmlns:w14="http://schemas.microsoft.com/office/word/2010/wordml" xmlns:wpg="http://schemas.microsoft.com/office/word/2010/wordprocessingGroup" xmlns:wpi="http://schemas.microsoft.com/office/word/2010/wordprocessingInk" xmlns:wne="http://schemas.microsoft.com/office/word/2006/wordml" xmlns:wps="http://schemas.microsoft.com/office/word/2010/wordprocessingShape">
@@ -3084,7 +3084,7 @@
           <w:color w:val="1F2C39"/>
           <w:sz w:val="22"/>
         </w:rPr>
-        <w:t>例如 1012：</w:t>
+        <w:t>初始约束可以使用自然语言，探索时再映射为 KG 关系。允许根据查询结果修正关系选择，但不能随意删除题目要求的条件。</w:t>
       </w:r>
     </w:p>
     <w:p xmlns:w="http://schemas.openxmlformats.org/wordprocessingml/2006/main" xmlns:wpc="http://schemas.microsoft.com/office/word/2010/wordprocessingCanvas" xmlns:mo="http://schemas.microsoft.com/office/mac/office/2008/main" xmlns:mc="http://schemas.openxmlformats.org/markup-compatibility/2006" xmlns:mv="urn:schemas-microsoft-com:mac:vml" xmlns:o="urn:schemas-microsoft-com:office:office" xmlns:r="http://schemas.openxmlformats.org/officeDocument/2006/relationships" xmlns:m="http://schemas.openxmlformats.org/officeDocument/2006/math" xmlns:v="urn:schemas-microsoft-com:vml" xmlns:wp14="http://schemas.microsoft.com/office/word/2010/wordprocessingDrawing" xmlns:wp="http://schemas.openxmlformats.org/drawingml/2006/wordprocessingDrawing" xmlns:w10="urn:schemas-microsoft-com:office:word" xmlns:w14="http://schemas.microsoft.com/office/word/2010/wordml" xmlns:wpg="http://schemas.microsoft.com/office/word/2010/wordprocessingGroup" xmlns:wpi="http://schemas.microsoft.com/office/word/2010/wordprocessingInk" xmlns:wne="http://schemas.microsoft.com/office/word/2006/wordml" xmlns:wps="http://schemas.microsoft.com/office/word/2010/wordprocessingShape">
@@ -3100,51 +3100,11 @@
           <w:color w:val="1F2C39"/>
           <w:sz w:val="22"/>
         </w:rPr>
-        <w:t>城市 X 与 Cistella 接壤</w:t>
-        <w:br/>
-        <w:t>城市 X 与 Esponellà 接壤</w:t>
-        <w:br/>
-        <w:t>人物 Y 是城市 X 的政府首脑</w:t>
-        <w:br/>
-        <w:t>职业 Z 是人物 Y 的职业</w:t>
-        <w:br/>
-        <w:t>最终回答：Z</w:t>
+        <w:t>这样可以减少遗漏条件，以及用名称联想替代验证的问题。</w:t>
       </w:r>
     </w:p>
     <w:p xmlns:w="http://schemas.openxmlformats.org/wordprocessingml/2006/main" xmlns:wpc="http://schemas.microsoft.com/office/word/2010/wordprocessingCanvas" xmlns:mo="http://schemas.microsoft.com/office/mac/office/2008/main" xmlns:mc="http://schemas.openxmlformats.org/markup-compatibility/2006" xmlns:mv="urn:schemas-microsoft-com:mac:vml" xmlns:o="urn:schemas-microsoft-com:office:office" xmlns:r="http://schemas.openxmlformats.org/officeDocument/2006/relationships" xmlns:m="http://schemas.openxmlformats.org/officeDocument/2006/math" xmlns:v="urn:schemas-microsoft-com:vml" xmlns:wp14="http://schemas.microsoft.com/office/word/2010/wordprocessingDrawing" xmlns:wp="http://schemas.openxmlformats.org/drawingml/2006/wordprocessingDrawing" xmlns:w10="urn:schemas-microsoft-com:office:word" xmlns:w14="http://schemas.microsoft.com/office/word/2010/wordml" xmlns:wpg="http://schemas.microsoft.com/office/word/2010/wordprocessingGroup" xmlns:wpi="http://schemas.microsoft.com/office/word/2010/wordprocessingInk" xmlns:wne="http://schemas.microsoft.com/office/word/2006/wordml" xmlns:wps="http://schemas.microsoft.com/office/word/2010/wordprocessingShape">
       <w:pPr>
-        <w:pStyle w:val="BodyTextCustom"/>
-        <w:keepLines/>
-        <w:spacing w:line="276" w:lineRule="auto" w:after="140"/>
-      </w:pPr>
-      <w:r>
-        <w:rPr>
-          <w:rFonts w:ascii="Hiragino Sans GB" w:hAnsi="Hiragino Sans GB" w:eastAsia="Hiragino Sans GB"/>
-          <w:b w:val="0"/>
-          <w:color w:val="1F2C39"/>
-          <w:sz w:val="22"/>
-        </w:rPr>
-        <w:t>初始约束可以使用自然语言，探索时再映射为 KG 关系。允许根据查询结果修正关系选择，但不能随意删除题目要求的条件。</w:t>
-      </w:r>
-    </w:p>
-    <w:p xmlns:w="http://schemas.openxmlformats.org/wordprocessingml/2006/main" xmlns:wpc="http://schemas.microsoft.com/office/word/2010/wordprocessingCanvas" xmlns:mo="http://schemas.microsoft.com/office/mac/office/2008/main" xmlns:mc="http://schemas.openxmlformats.org/markup-compatibility/2006" xmlns:mv="urn:schemas-microsoft-com:mac:vml" xmlns:o="urn:schemas-microsoft-com:office:office" xmlns:r="http://schemas.openxmlformats.org/officeDocument/2006/relationships" xmlns:m="http://schemas.openxmlformats.org/officeDocument/2006/math" xmlns:v="urn:schemas-microsoft-com:vml" xmlns:wp14="http://schemas.microsoft.com/office/word/2010/wordprocessingDrawing" xmlns:wp="http://schemas.openxmlformats.org/drawingml/2006/wordprocessingDrawing" xmlns:w10="urn:schemas-microsoft-com:office:word" xmlns:w14="http://schemas.microsoft.com/office/word/2010/wordml" xmlns:wpg="http://schemas.microsoft.com/office/word/2010/wordprocessingGroup" xmlns:wpi="http://schemas.microsoft.com/office/word/2010/wordprocessingInk" xmlns:wne="http://schemas.microsoft.com/office/word/2006/wordml" xmlns:wps="http://schemas.microsoft.com/office/word/2010/wordprocessingShape">
-      <w:pPr>
-        <w:pStyle w:val="BodyTextCustom"/>
-        <w:keepLines/>
-        <w:spacing w:line="276" w:lineRule="auto" w:after="140"/>
-      </w:pPr>
-      <w:r>
-        <w:rPr>
-          <w:rFonts w:ascii="Hiragino Sans GB" w:hAnsi="Hiragino Sans GB" w:eastAsia="Hiragino Sans GB"/>
-          <w:b w:val="0"/>
-          <w:color w:val="1F2C39"/>
-          <w:sz w:val="22"/>
-        </w:rPr>
-        <w:t>这样可以减少遗漏条件，以及用名称联想替代验证的问题。</w:t>
-      </w:r>
-    </w:p>
-    <w:p xmlns:w="http://schemas.openxmlformats.org/wordprocessingml/2006/main" xmlns:wpc="http://schemas.microsoft.com/office/word/2010/wordprocessingCanvas" xmlns:mo="http://schemas.microsoft.com/office/mac/office/2008/main" xmlns:mc="http://schemas.openxmlformats.org/markup-compatibility/2006" xmlns:mv="urn:schemas-microsoft-com:mac:vml" xmlns:o="urn:schemas-microsoft-com:office:office" xmlns:r="http://schemas.openxmlformats.org/officeDocument/2006/relationships" xmlns:m="http://schemas.openxmlformats.org/officeDocument/2006/math" xmlns:v="urn:schemas-microsoft-com:vml" xmlns:wp14="http://schemas.microsoft.com/office/word/2010/wordprocessingDrawing" xmlns:wp="http://schemas.openxmlformats.org/drawingml/2006/wordprocessingDrawing" xmlns:w10="urn:schemas-microsoft-com:office:word" xmlns:w14="http://schemas.microsoft.com/office/word/2010/wordml" xmlns:wpg="http://schemas.microsoft.com/office/word/2010/wordprocessingGroup" xmlns:wpi="http://schemas.microsoft.com/office/word/2010/wordprocessingInk" xmlns:wne="http://schemas.microsoft.com/office/word/2006/wordml" xmlns:wps="http://schemas.microsoft.com/office/word/2010/wordprocessingShape">
-      <w:pPr>
         <w:pStyle w:val="Heading1"/>
         <w:keepLines/>
       </w:pPr>
@@ -3152,7 +3112,7 @@
         <w:rPr>
           <w:rFonts w:ascii="Hiragino Sans GB" w:hAnsi="Hiragino Sans GB" w:eastAsia="Hiragino Sans GB"/>
         </w:rPr>
-        <w:t>2. 根据约束选择探索入口，允许多路径求解</w:t>
+        <w:t>2. 保留候选、证据与排除记录，明确流程控制</w:t>
       </w:r>
     </w:p>
     <w:p xmlns:w="http://schemas.openxmlformats.org/wordprocessingml/2006/main">
@@ -3177,7 +3137,7 @@
           <w:color w:val="1F2C39"/>
           <w:sz w:val="22"/>
         </w:rPr>
-        <w:t xml:space="preserve">Think-on-Graph: Deep and Responsible Reasoning of Large Language Model on Knowledge Graph</w:t>
+        <w:t xml:space="preserve">Plan-on-Graph: Self-Correcting Adaptive Planning of Large Language Model on Knowledge Graphs</w:t>
       </w:r>
     </w:p>
     <w:p xmlns:w="http://schemas.openxmlformats.org/wordprocessingml/2006/main">
@@ -3202,7 +3162,7 @@
           <w:color w:val="1F2C39"/>
           <w:sz w:val="22"/>
         </w:rPr>
-        <w:t xml:space="preserve">2023 年预印本；2024 年 ICLR。</w:t>
+        <w:t xml:space="preserve">2024，NeurIPS。</w:t>
       </w:r>
     </w:p>
     <w:p xmlns:w="http://schemas.openxmlformats.org/wordprocessingml/2006/main">
@@ -3227,7 +3187,7 @@
           <w:color w:val="1F2C39"/>
           <w:sz w:val="22"/>
         </w:rPr>
-        <w:t xml:space="preserve">LLM 作为 Agent 交互探索 KG 的推理框架。</w:t>
+        <w:t xml:space="preserve">KG Agent 式规划与探索框架。</w:t>
       </w:r>
     </w:p>
     <w:p xmlns:w="http://schemas.openxmlformats.org/wordprocessingml/2006/main">
@@ -3242,7 +3202,7 @@
           <w:color w:val="1F2C39"/>
           <w:sz w:val="22"/>
         </w:rPr>
-        <w:t xml:space="preserve">论文 §2.1.1 Initialization of Graph Search 从问题中提取多个主题实体，初始化探索路径；§2.1.2 Exploration 通过关系与实体筛选，持续维护和扩展多个候选推理路径。</w:t>
+        <w:t xml:space="preserve">论文 §3.3 Memory Updating 保存检索子图、推理路径和子目标状态；§3.4 Evaluation 在信息不足时区分继续探索与路径纠错，并通过回退重新选择探索方向；Appendix A.4.2 给出了反思提示词。</w:t>
       </w:r>
     </w:p>
     <w:p xmlns:w="http://schemas.openxmlformats.org/wordprocessingml/2006/main" xmlns:wpc="http://schemas.microsoft.com/office/word/2010/wordprocessingCanvas" xmlns:mo="http://schemas.microsoft.com/office/mac/office/2008/main" xmlns:mc="http://schemas.openxmlformats.org/markup-compatibility/2006" xmlns:mv="urn:schemas-microsoft-com:mac:vml" xmlns:o="urn:schemas-microsoft-com:office:office" xmlns:r="http://schemas.openxmlformats.org/officeDocument/2006/relationships" xmlns:m="http://schemas.openxmlformats.org/officeDocument/2006/math" xmlns:v="urn:schemas-microsoft-com:vml" xmlns:wp14="http://schemas.microsoft.com/office/word/2010/wordprocessingDrawing" xmlns:wp="http://schemas.openxmlformats.org/drawingml/2006/wordprocessingDrawing" xmlns:w10="urn:schemas-microsoft-com:office:word" xmlns:w14="http://schemas.microsoft.com/office/word/2010/wordml" xmlns:wpg="http://schemas.microsoft.com/office/word/2010/wordprocessingGroup" xmlns:wpi="http://schemas.microsoft.com/office/word/2010/wordprocessingInk" xmlns:wne="http://schemas.microsoft.com/office/word/2006/wordml" xmlns:wps="http://schemas.microsoft.com/office/word/2010/wordprocessingShape">
@@ -3258,7 +3218,7 @@
           <w:color w:val="1F2C39"/>
           <w:sz w:val="22"/>
         </w:rPr>
-        <w:t>不再默认只选择一个起始实体，而是根据问题结构选择一个或多个入口。</w:t>
+        <w:t>新增一份不随重置删除的探索记录，为候选记录：</w:t>
       </w:r>
     </w:p>
     <w:p xmlns:w="http://schemas.openxmlformats.org/wordprocessingml/2006/main" xmlns:wpc="http://schemas.microsoft.com/office/word/2010/wordprocessingCanvas" xmlns:mo="http://schemas.microsoft.com/office/mac/office/2008/main" xmlns:mc="http://schemas.openxmlformats.org/markup-compatibility/2006" xmlns:mv="urn:schemas-microsoft-com:mac:vml" xmlns:o="urn:schemas-microsoft-com:office:office" xmlns:r="http://schemas.openxmlformats.org/officeDocument/2006/relationships" xmlns:m="http://schemas.openxmlformats.org/officeDocument/2006/math" xmlns:v="urn:schemas-microsoft-com:vml" xmlns:wp14="http://schemas.microsoft.com/office/word/2010/wordprocessingDrawing" xmlns:wp="http://schemas.openxmlformats.org/drawingml/2006/wordprocessingDrawing" xmlns:w10="urn:schemas-microsoft-com:office:word" xmlns:w14="http://schemas.microsoft.com/office/word/2010/wordml" xmlns:wpg="http://schemas.microsoft.com/office/word/2010/wordprocessingGroup" xmlns:wpi="http://schemas.microsoft.com/office/word/2010/wordprocessingInk" xmlns:wne="http://schemas.microsoft.com/office/word/2006/wordml" xmlns:wps="http://schemas.microsoft.com/office/word/2010/wordprocessingShape">
@@ -3274,7 +3234,7 @@
           <w:color w:val="1F2C39"/>
           <w:sz w:val="22"/>
         </w:rPr>
-        <w:t>例如 1012 可以分别查询两个地点的邻接城市，再求交集：</w:t>
+        <w:t>• 已满足、未满足和尚未确定的约束；</w:t>
       </w:r>
     </w:p>
     <w:p xmlns:w="http://schemas.openxmlformats.org/wordprocessingml/2006/main" xmlns:wpc="http://schemas.microsoft.com/office/word/2010/wordprocessingCanvas" xmlns:mo="http://schemas.microsoft.com/office/mac/office/2008/main" xmlns:mc="http://schemas.openxmlformats.org/markup-compatibility/2006" xmlns:mv="urn:schemas-microsoft-com:mac:vml" xmlns:o="urn:schemas-microsoft-com:office:office" xmlns:r="http://schemas.openxmlformats.org/officeDocument/2006/relationships" xmlns:m="http://schemas.openxmlformats.org/officeDocument/2006/math" xmlns:v="urn:schemas-microsoft-com:vml" xmlns:wp14="http://schemas.microsoft.com/office/word/2010/wordprocessingDrawing" xmlns:wp="http://schemas.openxmlformats.org/drawingml/2006/wordprocessingDrawing" xmlns:w10="urn:schemas-microsoft-com:office:word" xmlns:w14="http://schemas.microsoft.com/office/word/2010/wordml" xmlns:wpg="http://schemas.microsoft.com/office/word/2010/wordprocessingGroup" xmlns:wpi="http://schemas.microsoft.com/office/word/2010/wordprocessingInk" xmlns:wne="http://schemas.microsoft.com/office/word/2006/wordml" xmlns:wps="http://schemas.microsoft.com/office/word/2010/wordprocessingShape">
@@ -3290,11 +3250,7 @@
           <w:color w:val="1F2C39"/>
           <w:sz w:val="22"/>
         </w:rPr>
-        <w:t>Cistella → 邻接城市集合 A ─┐</w:t>
-        <w:br/>
-        <w:t xml:space="preserve">                         ├→ 共同城市 X → 政府首脑 Y → 职业 Z</w:t>
-        <w:br/>
-        <w:t>Esponellà → 邻接城市集合 B ─┘</w:t>
+        <w:t>• 支持这些判断的依据及其类型（KG 三元组、查询结果中不存在、背景知识或猜测）；</w:t>
       </w:r>
     </w:p>
     <w:p xmlns:w="http://schemas.openxmlformats.org/wordprocessingml/2006/main" xmlns:wpc="http://schemas.microsoft.com/office/word/2010/wordprocessingCanvas" xmlns:mo="http://schemas.microsoft.com/office/mac/office/2008/main" xmlns:mc="http://schemas.openxmlformats.org/markup-compatibility/2006" xmlns:mv="urn:schemas-microsoft-com:mac:vml" xmlns:o="urn:schemas-microsoft-com:office:office" xmlns:r="http://schemas.openxmlformats.org/officeDocument/2006/relationships" xmlns:m="http://schemas.openxmlformats.org/officeDocument/2006/math" xmlns:v="urn:schemas-microsoft-com:vml" xmlns:wp14="http://schemas.microsoft.com/office/word/2010/wordprocessingDrawing" xmlns:wp="http://schemas.openxmlformats.org/drawingml/2006/wordprocessingDrawing" xmlns:w10="urn:schemas-microsoft-com:office:word" xmlns:w14="http://schemas.microsoft.com/office/word/2010/wordml" xmlns:wpg="http://schemas.microsoft.com/office/word/2010/wordprocessingGroup" xmlns:wpi="http://schemas.microsoft.com/office/word/2010/wordprocessingInk" xmlns:wne="http://schemas.microsoft.com/office/word/2006/wordml" xmlns:wps="http://schemas.microsoft.com/office/word/2010/wordprocessingShape">
@@ -3310,7 +3266,7 @@
           <w:color w:val="1F2C39"/>
           <w:sz w:val="22"/>
         </w:rPr>
-        <w:t>依次查询多路径而非同时运行，优先处理更容易缩小候选范围的条件，并设置查询次数、候选数量和探索深度上限。</w:t>
+        <w:t>• 路径被放弃、候选被排除的原因。</w:t>
       </w:r>
     </w:p>
     <w:p xmlns:w="http://schemas.openxmlformats.org/wordprocessingml/2006/main" xmlns:wpc="http://schemas.microsoft.com/office/word/2010/wordprocessingCanvas" xmlns:mo="http://schemas.microsoft.com/office/mac/office/2008/main" xmlns:mc="http://schemas.openxmlformats.org/markup-compatibility/2006" xmlns:mv="urn:schemas-microsoft-com:mac:vml" xmlns:o="urn:schemas-microsoft-com:office:office" xmlns:r="http://schemas.openxmlformats.org/officeDocument/2006/relationships" xmlns:m="http://schemas.openxmlformats.org/officeDocument/2006/math" xmlns:v="urn:schemas-microsoft-com:vml" xmlns:wp14="http://schemas.microsoft.com/office/word/2010/wordprocessingDrawing" xmlns:wp="http://schemas.openxmlformats.org/drawingml/2006/wordprocessingDrawing" xmlns:w10="urn:schemas-microsoft-com:office:word" xmlns:w14="http://schemas.microsoft.com/office/word/2010/wordml" xmlns:wpg="http://schemas.microsoft.com/office/word/2010/wordprocessingGroup" xmlns:wpi="http://schemas.microsoft.com/office/word/2010/wordprocessingInk" xmlns:wne="http://schemas.microsoft.com/office/word/2006/wordml" xmlns:wps="http://schemas.microsoft.com/office/word/2010/wordprocessingShape">
@@ -3326,11 +3282,27 @@
           <w:color w:val="1F2C39"/>
           <w:sz w:val="22"/>
         </w:rPr>
-        <w:t>常识可以帮助选择入口、排序候选和提出可能的路径，但不能自动把候选认定为满足约束。</w:t>
+        <w:t>同时明确区分“继续当前路径”“换候选”“回退”和“停止探索”。放弃路径时，保留已获得的事实和有效的排除记录，避免重复探索或丢失信息。</w:t>
       </w:r>
     </w:p>
     <w:p xmlns:w="http://schemas.openxmlformats.org/wordprocessingml/2006/main" xmlns:wpc="http://schemas.microsoft.com/office/word/2010/wordprocessingCanvas" xmlns:mo="http://schemas.microsoft.com/office/mac/office/2008/main" xmlns:mc="http://schemas.openxmlformats.org/markup-compatibility/2006" xmlns:mv="urn:schemas-microsoft-com:mac:vml" xmlns:o="urn:schemas-microsoft-com:office:office" xmlns:r="http://schemas.openxmlformats.org/officeDocument/2006/relationships" xmlns:m="http://schemas.openxmlformats.org/officeDocument/2006/math" xmlns:v="urn:schemas-microsoft-com:vml" xmlns:wp14="http://schemas.microsoft.com/office/word/2010/wordprocessingDrawing" xmlns:wp="http://schemas.openxmlformats.org/drawingml/2006/wordprocessingDrawing" xmlns:w10="urn:schemas-microsoft-com:office:word" xmlns:w14="http://schemas.microsoft.com/office/word/2010/wordml" xmlns:wpg="http://schemas.microsoft.com/office/word/2010/wordprocessingGroup" xmlns:wpi="http://schemas.microsoft.com/office/word/2010/wordprocessingInk" xmlns:wne="http://schemas.microsoft.com/office/word/2006/wordml" xmlns:wps="http://schemas.microsoft.com/office/word/2010/wordprocessingShape">
       <w:pPr>
+        <w:pStyle w:val="BodyTextCustom"/>
+        <w:keepLines/>
+        <w:spacing w:line="276" w:lineRule="auto" w:after="140"/>
+      </w:pPr>
+      <w:r>
+        <w:rPr>
+          <w:rFonts w:ascii="Hiragino Sans GB" w:hAnsi="Hiragino Sans GB" w:eastAsia="Hiragino Sans GB"/>
+          <w:b w:val="0"/>
+          <w:color w:val="1F2C39"/>
+          <w:sz w:val="22"/>
+        </w:rPr>
+        <w:t>未经验证的常识猜测可以影响探索顺序，但不应直接成为永久排除候选的依据。</w:t>
+      </w:r>
+    </w:p>
+    <w:p xmlns:w="http://schemas.openxmlformats.org/wordprocessingml/2006/main" xmlns:wpc="http://schemas.microsoft.com/office/word/2010/wordprocessingCanvas" xmlns:mo="http://schemas.microsoft.com/office/mac/office/2008/main" xmlns:mc="http://schemas.openxmlformats.org/markup-compatibility/2006" xmlns:mv="urn:schemas-microsoft-com:mac:vml" xmlns:o="urn:schemas-microsoft-com:office:office" xmlns:r="http://schemas.openxmlformats.org/officeDocument/2006/relationships" xmlns:m="http://schemas.openxmlformats.org/officeDocument/2006/math" xmlns:v="urn:schemas-microsoft-com:vml" xmlns:wp14="http://schemas.microsoft.com/office/word/2010/wordprocessingDrawing" xmlns:wp="http://schemas.openxmlformats.org/drawingml/2006/wordprocessingDrawing" xmlns:w10="urn:schemas-microsoft-com:office:word" xmlns:w14="http://schemas.microsoft.com/office/word/2010/wordml" xmlns:wpg="http://schemas.microsoft.com/office/word/2010/wordprocessingGroup" xmlns:wpi="http://schemas.microsoft.com/office/word/2010/wordprocessingInk" xmlns:wne="http://schemas.microsoft.com/office/word/2006/wordml" xmlns:wps="http://schemas.microsoft.com/office/word/2010/wordprocessingShape">
+      <w:pPr>
         <w:pStyle w:val="Heading1"/>
         <w:keepLines/>
       </w:pPr>
@@ -3338,7 +3310,7 @@
         <w:rPr>
           <w:rFonts w:ascii="Hiragino Sans GB" w:hAnsi="Hiragino Sans GB" w:eastAsia="Hiragino Sans GB"/>
         </w:rPr>
-        <w:t>3. 保留候选、证据与排除记录，明确流程控制</w:t>
+        <w:t>3. 在回答前检查关键约束及其证据连接</w:t>
       </w:r>
     </w:p>
     <w:p xmlns:w="http://schemas.openxmlformats.org/wordprocessingml/2006/main">
@@ -3363,7 +3335,7 @@
           <w:color w:val="1F2C39"/>
           <w:sz w:val="22"/>
         </w:rPr>
-        <w:t xml:space="preserve">Plan-on-Graph: Self-Correcting Adaptive Planning of Large Language Model on Knowledge Graphs</w:t>
+        <w:t xml:space="preserve">Compositional Chain-of-Relations for Faithful Knowledge Graph Question Answering with Large Language Models</w:t>
       </w:r>
     </w:p>
     <w:p xmlns:w="http://schemas.openxmlformats.org/wordprocessingml/2006/main">
@@ -3388,7 +3360,7 @@
           <w:color w:val="1F2C39"/>
           <w:sz w:val="22"/>
         </w:rPr>
-        <w:t xml:space="preserve">2024，NeurIPS。</w:t>
+        <w:t xml:space="preserve">2026，arXiv 预印本。</w:t>
       </w:r>
     </w:p>
     <w:p xmlns:w="http://schemas.openxmlformats.org/wordprocessingml/2006/main">
@@ -3413,7 +3385,7 @@
           <w:color w:val="1F2C39"/>
           <w:sz w:val="22"/>
         </w:rPr>
-        <w:t xml:space="preserve">KG Agent 式规划与探索框架。</w:t>
+        <w:t xml:space="preserve">基于关系链探索与约束执行的 KGQA Agent 框架。</w:t>
       </w:r>
     </w:p>
     <w:p xmlns:w="http://schemas.openxmlformats.org/wordprocessingml/2006/main">
@@ -3428,7 +3400,7 @@
           <w:color w:val="1F2C39"/>
           <w:sz w:val="22"/>
         </w:rPr>
-        <w:t xml:space="preserve">论文 §3.3 Memory Updating 保存检索子图、推理路径和子目标状态；§3.4 Evaluation 在信息不足时区分继续探索与路径纠错，并通过回退重新选择探索方向；Appendix A.4.2 给出了反思提示词。</w:t>
+        <w:t xml:space="preserve">论文 §IV-C Constraint Chain Exploration 将未解决的条件转为独立约束查询，通过约束链执行过滤；公式（6）将候选集合与约束满足集合求交集。</w:t>
       </w:r>
     </w:p>
     <w:p xmlns:w="http://schemas.openxmlformats.org/wordprocessingml/2006/main" xmlns:wpc="http://schemas.microsoft.com/office/word/2010/wordprocessingCanvas" xmlns:mo="http://schemas.microsoft.com/office/mac/office/2008/main" xmlns:mc="http://schemas.openxmlformats.org/markup-compatibility/2006" xmlns:mv="urn:schemas-microsoft-com:mac:vml" xmlns:o="urn:schemas-microsoft-com:office:office" xmlns:r="http://schemas.openxmlformats.org/officeDocument/2006/relationships" xmlns:m="http://schemas.openxmlformats.org/officeDocument/2006/math" xmlns:v="urn:schemas-microsoft-com:vml" xmlns:wp14="http://schemas.microsoft.com/office/word/2010/wordprocessingDrawing" xmlns:wp="http://schemas.openxmlformats.org/drawingml/2006/wordprocessingDrawing" xmlns:w10="urn:schemas-microsoft-com:office:word" xmlns:w14="http://schemas.microsoft.com/office/word/2010/wordml" xmlns:wpg="http://schemas.microsoft.com/office/word/2010/wordprocessingGroup" xmlns:wpi="http://schemas.microsoft.com/office/word/2010/wordprocessingInk" xmlns:wne="http://schemas.microsoft.com/office/word/2006/wordml" xmlns:wps="http://schemas.microsoft.com/office/word/2010/wordprocessingShape">
@@ -3444,7 +3416,7 @@
           <w:color w:val="1F2C39"/>
           <w:sz w:val="22"/>
         </w:rPr>
-        <w:t>在现有探索状态中，为候选记录：</w:t>
+        <w:t>答案生成前，检查同一组实体是否满足问题的全部必要条件、各步证据能否连接起来，以及答案实体的类型是否符合问题要求。</w:t>
       </w:r>
     </w:p>
     <w:p xmlns:w="http://schemas.openxmlformats.org/wordprocessingml/2006/main" xmlns:wpc="http://schemas.microsoft.com/office/word/2010/wordprocessingCanvas" xmlns:mo="http://schemas.microsoft.com/office/mac/office/2008/main" xmlns:mc="http://schemas.openxmlformats.org/markup-compatibility/2006" xmlns:mv="urn:schemas-microsoft-com:mac:vml" xmlns:o="urn:schemas-microsoft-com:office:office" xmlns:r="http://schemas.openxmlformats.org/officeDocument/2006/relationships" xmlns:m="http://schemas.openxmlformats.org/officeDocument/2006/math" xmlns:v="urn:schemas-microsoft-com:vml" xmlns:wp14="http://schemas.microsoft.com/office/word/2010/wordprocessingDrawing" xmlns:wp="http://schemas.openxmlformats.org/drawingml/2006/wordprocessingDrawing" xmlns:w10="urn:schemas-microsoft-com:office:word" xmlns:w14="http://schemas.microsoft.com/office/word/2010/wordml" xmlns:wpg="http://schemas.microsoft.com/office/word/2010/wordprocessingGroup" xmlns:wpi="http://schemas.microsoft.com/office/word/2010/wordprocessingInk" xmlns:wne="http://schemas.microsoft.com/office/word/2006/wordml" xmlns:wps="http://schemas.microsoft.com/office/word/2010/wordprocessingShape">
@@ -3460,7 +3432,7 @@
           <w:color w:val="1F2C39"/>
           <w:sz w:val="22"/>
         </w:rPr>
-        <w:t>• 已满足、未满足和尚未确定的约束；</w:t>
+        <w:t>最终实体名称和 QID 也应与已确定的答案实体一致，避免自由生成时发生错配。</w:t>
       </w:r>
     </w:p>
     <w:p xmlns:w="http://schemas.openxmlformats.org/wordprocessingml/2006/main" xmlns:wpc="http://schemas.microsoft.com/office/word/2010/wordprocessingCanvas" xmlns:mo="http://schemas.microsoft.com/office/mac/office/2008/main" xmlns:mc="http://schemas.openxmlformats.org/markup-compatibility/2006" xmlns:mv="urn:schemas-microsoft-com:mac:vml" xmlns:o="urn:schemas-microsoft-com:office:office" xmlns:r="http://schemas.openxmlformats.org/officeDocument/2006/relationships" xmlns:m="http://schemas.openxmlformats.org/officeDocument/2006/math" xmlns:v="urn:schemas-microsoft-com:vml" xmlns:wp14="http://schemas.microsoft.com/office/word/2010/wordprocessingDrawing" xmlns:wp="http://schemas.openxmlformats.org/drawingml/2006/wordprocessingDrawing" xmlns:w10="urn:schemas-microsoft-com:office:word" xmlns:w14="http://schemas.microsoft.com/office/word/2010/wordml" xmlns:wpg="http://schemas.microsoft.com/office/word/2010/wordprocessingGroup" xmlns:wpi="http://schemas.microsoft.com/office/word/2010/wordprocessingInk" xmlns:wne="http://schemas.microsoft.com/office/word/2006/wordml" xmlns:wps="http://schemas.microsoft.com/office/word/2010/wordprocessingShape">
@@ -3476,7 +3448,7 @@
           <w:color w:val="1F2C39"/>
           <w:sz w:val="22"/>
         </w:rPr>
-        <w:t>• 支持这些判断的证据或背景知识；</w:t>
+        <w:t>检查结果决定下一步：</w:t>
       </w:r>
     </w:p>
     <w:p xmlns:w="http://schemas.openxmlformats.org/wordprocessingml/2006/main" xmlns:wpc="http://schemas.microsoft.com/office/word/2010/wordprocessingCanvas" xmlns:mo="http://schemas.microsoft.com/office/mac/office/2008/main" xmlns:mc="http://schemas.openxmlformats.org/markup-compatibility/2006" xmlns:mv="urn:schemas-microsoft-com:mac:vml" xmlns:o="urn:schemas-microsoft-com:office:office" xmlns:r="http://schemas.openxmlformats.org/officeDocument/2006/relationships" xmlns:m="http://schemas.openxmlformats.org/officeDocument/2006/math" xmlns:v="urn:schemas-microsoft-com:vml" xmlns:wp14="http://schemas.microsoft.com/office/word/2010/wordprocessingDrawing" xmlns:wp="http://schemas.openxmlformats.org/drawingml/2006/wordprocessingDrawing" xmlns:w10="urn:schemas-microsoft-com:office:word" xmlns:w14="http://schemas.microsoft.com/office/word/2010/wordml" xmlns:wpg="http://schemas.microsoft.com/office/word/2010/wordprocessingGroup" xmlns:wpi="http://schemas.microsoft.com/office/word/2010/wordprocessingInk" xmlns:wne="http://schemas.microsoft.com/office/word/2006/wordml" xmlns:wps="http://schemas.microsoft.com/office/word/2010/wordprocessingShape">
@@ -3492,7 +3464,7 @@
           <w:color w:val="1F2C39"/>
           <w:sz w:val="22"/>
         </w:rPr>
-        <w:t>• 路径被放弃、候选被排除的原因。</w:t>
+        <w:t>• 支持充分：输出答案。</w:t>
       </w:r>
     </w:p>
     <w:p xmlns:w="http://schemas.openxmlformats.org/wordprocessingml/2006/main" xmlns:wpc="http://schemas.microsoft.com/office/word/2010/wordprocessingCanvas" xmlns:mo="http://schemas.microsoft.com/office/mac/office/2008/main" xmlns:mc="http://schemas.openxmlformats.org/markup-compatibility/2006" xmlns:mv="urn:schemas-microsoft-com:mac:vml" xmlns:o="urn:schemas-microsoft-com:office:office" xmlns:r="http://schemas.openxmlformats.org/officeDocument/2006/relationships" xmlns:m="http://schemas.openxmlformats.org/officeDocument/2006/math" xmlns:v="urn:schemas-microsoft-com:vml" xmlns:wp14="http://schemas.microsoft.com/office/word/2010/wordprocessingDrawing" xmlns:wp="http://schemas.openxmlformats.org/drawingml/2006/wordprocessingDrawing" xmlns:w10="urn:schemas-microsoft-com:office:word" xmlns:w14="http://schemas.microsoft.com/office/word/2010/wordml" xmlns:wpg="http://schemas.microsoft.com/office/word/2010/wordprocessingGroup" xmlns:wpi="http://schemas.microsoft.com/office/word/2010/wordprocessingInk" xmlns:wne="http://schemas.microsoft.com/office/word/2006/wordml" xmlns:wps="http://schemas.microsoft.com/office/word/2010/wordprocessingShape">
@@ -3508,7 +3480,7 @@
           <w:color w:val="1F2C39"/>
           <w:sz w:val="22"/>
         </w:rPr>
-        <w:t>同时明确区分“继续当前路径”“换候选”“回退”和“停止探索”。放弃路径时，保留已获得的事实和有效的排除记录，避免重复探索或丢失信息。</w:t>
+        <w:t>• 支持不足，但仍有探索预算：继续查询或换候选。</w:t>
       </w:r>
     </w:p>
     <w:p xmlns:w="http://schemas.openxmlformats.org/wordprocessingml/2006/main" xmlns:wpc="http://schemas.microsoft.com/office/word/2010/wordprocessingCanvas" xmlns:mo="http://schemas.microsoft.com/office/mac/office/2008/main" xmlns:mc="http://schemas.openxmlformats.org/markup-compatibility/2006" xmlns:mv="urn:schemas-microsoft-com:mac:vml" xmlns:o="urn:schemas-microsoft-com:office:office" xmlns:r="http://schemas.openxmlformats.org/officeDocument/2006/relationships" xmlns:m="http://schemas.openxmlformats.org/officeDocument/2006/math" xmlns:v="urn:schemas-microsoft-com:vml" xmlns:wp14="http://schemas.microsoft.com/office/word/2010/wordprocessingDrawing" xmlns:wp="http://schemas.openxmlformats.org/drawingml/2006/wordprocessingDrawing" xmlns:w10="urn:schemas-microsoft-com:office:word" xmlns:w14="http://schemas.microsoft.com/office/word/2010/wordml" xmlns:wpg="http://schemas.microsoft.com/office/word/2010/wordprocessingGroup" xmlns:wpi="http://schemas.microsoft.com/office/word/2010/wordprocessingInk" xmlns:wne="http://schemas.microsoft.com/office/word/2006/wordml" xmlns:wps="http://schemas.microsoft.com/office/word/2010/wordprocessingShape">
@@ -3524,225 +3496,27 @@
           <w:color w:val="1F2C39"/>
           <w:sz w:val="22"/>
         </w:rPr>
-        <w:t>例如 1012 排除某个城市后，可以继续检查其他城市，而不是因为重置步骤就结束整个任务。未经验证的常识猜测可以影响探索顺序，但不应直接成为永久排除候选的依据。</w:t>
+        <w:t>• 支持不足且无法继续：拒答，并记录缺失的关键条件。</w:t>
       </w:r>
     </w:p>
     <w:p xmlns:w="http://schemas.openxmlformats.org/wordprocessingml/2006/main" xmlns:wpc="http://schemas.microsoft.com/office/word/2010/wordprocessingCanvas" xmlns:mo="http://schemas.microsoft.com/office/mac/office/2008/main" xmlns:mc="http://schemas.openxmlformats.org/markup-compatibility/2006" xmlns:mv="urn:schemas-microsoft-com:mac:vml" xmlns:o="urn:schemas-microsoft-com:office:office" xmlns:r="http://schemas.openxmlformats.org/officeDocument/2006/relationships" xmlns:m="http://schemas.openxmlformats.org/officeDocument/2006/math" xmlns:v="urn:schemas-microsoft-com:vml" xmlns:wp14="http://schemas.microsoft.com/office/word/2010/wordprocessingDrawing" xmlns:wp="http://schemas.openxmlformats.org/drawingml/2006/wordprocessingDrawing" xmlns:w10="urn:schemas-microsoft-com:office:word" xmlns:w14="http://schemas.microsoft.com/office/word/2010/wordml" xmlns:wpg="http://schemas.microsoft.com/office/word/2010/wordprocessingGroup" xmlns:wpi="http://schemas.microsoft.com/office/word/2010/wordprocessingInk" xmlns:wne="http://schemas.microsoft.com/office/word/2006/wordml" xmlns:wps="http://schemas.microsoft.com/office/word/2010/wordprocessingShape">
-      <w:pPr>
-        <w:pStyle w:val="Heading1"/>
-        <w:keepLines/>
-      </w:pPr>
-      <w:r>
-        <w:rPr>
-          <w:rFonts w:ascii="Hiragino Sans GB" w:hAnsi="Hiragino Sans GB" w:eastAsia="Hiragino Sans GB"/>
-        </w:rPr>
-        <w:t>4. 在回答前检查关键约束及其证据连接</w:t>
-      </w:r>
-    </w:p>
-    <w:p xmlns:w="http://schemas.openxmlformats.org/wordprocessingml/2006/main">
       <w:pPr>
         <w:pStyle w:val="BodyTextCustom"/>
         <w:keepLines/>
         <w:spacing w:line="276" w:lineRule="auto" w:after="140"/>
-        <w:keepNext/>
-      </w:pPr>
-      <w:r>
-        <w:rPr>
-          <w:rFonts w:ascii="Hiragino Sans GB" w:hAnsi="Hiragino Sans GB" w:eastAsia="Hiragino Sans GB"/>
-          <w:color w:val="1F2C39"/>
-          <w:sz w:val="22"/>
-          <w:b/>
-        </w:rPr>
-        <w:t xml:space="preserve">论文：</w:t>
-      </w:r>
-      <w:r>
-        <w:rPr>
-          <w:rFonts w:ascii="Hiragino Sans GB" w:hAnsi="Hiragino Sans GB" w:eastAsia="Hiragino Sans GB"/>
-          <w:color w:val="1F2C39"/>
-          <w:sz w:val="22"/>
-        </w:rPr>
-        <w:t xml:space="preserve">Compositional Chain-of-Relations for Faithful Knowledge Graph Question Answering with Large Language Models</w:t>
-      </w:r>
-    </w:p>
-    <w:p xmlns:w="http://schemas.openxmlformats.org/wordprocessingml/2006/main">
-      <w:pPr>
-        <w:pStyle w:val="BodyTextCustom"/>
-        <w:keepLines/>
-        <w:spacing w:line="276" w:lineRule="auto" w:after="140"/>
-        <w:keepNext/>
-      </w:pPr>
-      <w:r>
-        <w:rPr>
-          <w:rFonts w:ascii="Hiragino Sans GB" w:hAnsi="Hiragino Sans GB" w:eastAsia="Hiragino Sans GB"/>
-          <w:color w:val="1F2C39"/>
-          <w:sz w:val="22"/>
-          <w:b/>
-        </w:rPr>
-        <w:t xml:space="preserve">年份：</w:t>
-      </w:r>
-      <w:r>
-        <w:rPr>
-          <w:rFonts w:ascii="Hiragino Sans GB" w:hAnsi="Hiragino Sans GB" w:eastAsia="Hiragino Sans GB"/>
-          <w:color w:val="1F2C39"/>
-          <w:sz w:val="22"/>
-        </w:rPr>
-        <w:t xml:space="preserve">2026，arXiv 预印本。</w:t>
-      </w:r>
-    </w:p>
-    <w:p xmlns:w="http://schemas.openxmlformats.org/wordprocessingml/2006/main">
-      <w:pPr>
-        <w:pStyle w:val="BodyTextCustom"/>
-        <w:keepLines/>
-        <w:spacing w:line="276" w:lineRule="auto" w:after="140"/>
-        <w:keepNext/>
-      </w:pPr>
-      <w:r>
-        <w:rPr>
-          <w:rFonts w:ascii="Hiragino Sans GB" w:hAnsi="Hiragino Sans GB" w:eastAsia="Hiragino Sans GB"/>
-          <w:color w:val="1F2C39"/>
-          <w:sz w:val="22"/>
-          <w:b/>
-        </w:rPr>
-        <w:t xml:space="preserve">类型：</w:t>
-      </w:r>
-      <w:r>
-        <w:rPr>
-          <w:rFonts w:ascii="Hiragino Sans GB" w:hAnsi="Hiragino Sans GB" w:eastAsia="Hiragino Sans GB"/>
-          <w:color w:val="1F2C39"/>
-          <w:sz w:val="22"/>
-        </w:rPr>
-        <w:t xml:space="preserve">基于关系链探索与约束执行的 KGQA Agent 框架。</w:t>
-      </w:r>
-    </w:p>
-    <w:p xmlns:w="http://schemas.openxmlformats.org/wordprocessingml/2006/main">
-      <w:pPr>
-        <w:pStyle w:val="BodyTextCustom"/>
-        <w:keepLines/>
-        <w:spacing w:line="276" w:lineRule="auto" w:after="140"/>
-      </w:pPr>
-      <w:r>
-        <w:rPr>
-          <w:rFonts w:ascii="Hiragino Sans GB" w:hAnsi="Hiragino Sans GB" w:eastAsia="Hiragino Sans GB"/>
-          <w:color w:val="1F2C39"/>
-          <w:sz w:val="22"/>
-        </w:rPr>
-        <w:t xml:space="preserve">论文 §IV-C Constraint Chain Exploration 将未解决的条件转为独立约束查询，通过约束链执行过滤；公式（6）将候选集合与约束满足集合求交集。</w:t>
+      </w:pPr>
+      <w:r>
+        <w:rPr>
+          <w:rFonts w:ascii="Hiragino Sans GB" w:hAnsi="Hiragino Sans GB" w:eastAsia="Hiragino Sans GB"/>
+          <w:b w:val="0"/>
+          <w:color w:val="1F2C39"/>
+          <w:sz w:val="22"/>
+        </w:rPr>
+        <w:t>其中，“什么算支持充分”由下面的知识使用策略决定。</w:t>
       </w:r>
     </w:p>
     <w:p xmlns:w="http://schemas.openxmlformats.org/wordprocessingml/2006/main" xmlns:wpc="http://schemas.microsoft.com/office/word/2010/wordprocessingCanvas" xmlns:mo="http://schemas.microsoft.com/office/mac/office/2008/main" xmlns:mc="http://schemas.openxmlformats.org/markup-compatibility/2006" xmlns:mv="urn:schemas-microsoft-com:mac:vml" xmlns:o="urn:schemas-microsoft-com:office:office" xmlns:r="http://schemas.openxmlformats.org/officeDocument/2006/relationships" xmlns:m="http://schemas.openxmlformats.org/officeDocument/2006/math" xmlns:v="urn:schemas-microsoft-com:vml" xmlns:wp14="http://schemas.microsoft.com/office/word/2010/wordprocessingDrawing" xmlns:wp="http://schemas.openxmlformats.org/drawingml/2006/wordprocessingDrawing" xmlns:w10="urn:schemas-microsoft-com:office:word" xmlns:w14="http://schemas.microsoft.com/office/word/2010/wordml" xmlns:wpg="http://schemas.microsoft.com/office/word/2010/wordprocessingGroup" xmlns:wpi="http://schemas.microsoft.com/office/word/2010/wordprocessingInk" xmlns:wne="http://schemas.microsoft.com/office/word/2006/wordml" xmlns:wps="http://schemas.microsoft.com/office/word/2010/wordprocessingShape">
       <w:pPr>
-        <w:pStyle w:val="BodyTextCustom"/>
-        <w:keepLines/>
-        <w:spacing w:line="276" w:lineRule="auto" w:after="140"/>
-      </w:pPr>
-      <w:r>
-        <w:rPr>
-          <w:rFonts w:ascii="Hiragino Sans GB" w:hAnsi="Hiragino Sans GB" w:eastAsia="Hiragino Sans GB"/>
-          <w:b w:val="0"/>
-          <w:color w:val="1F2C39"/>
-          <w:sz w:val="22"/>
-        </w:rPr>
-        <w:t>答案生成前，检查同一组实体是否满足问题的全部必要条件，以及各步证据能否连接起来。</w:t>
-      </w:r>
-    </w:p>
-    <w:p xmlns:w="http://schemas.openxmlformats.org/wordprocessingml/2006/main" xmlns:wpc="http://schemas.microsoft.com/office/word/2010/wordprocessingCanvas" xmlns:mo="http://schemas.microsoft.com/office/mac/office/2008/main" xmlns:mc="http://schemas.openxmlformats.org/markup-compatibility/2006" xmlns:mv="urn:schemas-microsoft-com:mac:vml" xmlns:o="urn:schemas-microsoft-com:office:office" xmlns:r="http://schemas.openxmlformats.org/officeDocument/2006/relationships" xmlns:m="http://schemas.openxmlformats.org/officeDocument/2006/math" xmlns:v="urn:schemas-microsoft-com:vml" xmlns:wp14="http://schemas.microsoft.com/office/word/2010/wordprocessingDrawing" xmlns:wp="http://schemas.openxmlformats.org/drawingml/2006/wordprocessingDrawing" xmlns:w10="urn:schemas-microsoft-com:office:word" xmlns:w14="http://schemas.microsoft.com/office/word/2010/wordml" xmlns:wpg="http://schemas.microsoft.com/office/word/2010/wordprocessingGroup" xmlns:wpi="http://schemas.microsoft.com/office/word/2010/wordprocessingInk" xmlns:wne="http://schemas.microsoft.com/office/word/2006/wordml" xmlns:wps="http://schemas.microsoft.com/office/word/2010/wordprocessingShape">
-      <w:pPr>
-        <w:pStyle w:val="BodyTextCustom"/>
-        <w:keepLines/>
-        <w:spacing w:line="276" w:lineRule="auto" w:after="140"/>
-      </w:pPr>
-      <w:r>
-        <w:rPr>
-          <w:rFonts w:ascii="Hiragino Sans GB" w:hAnsi="Hiragino Sans GB" w:eastAsia="Hiragino Sans GB"/>
-          <w:b w:val="0"/>
-          <w:color w:val="1F2C39"/>
-          <w:sz w:val="22"/>
-        </w:rPr>
-        <w:t>不能用城市 A 满足接壤条件，再用城市 B 的政府首脑拼出答案。最终实体名称和 QID 也应与已确定的答案实体一致，避免自由生成时发生错配。</w:t>
-      </w:r>
-    </w:p>
-    <w:p xmlns:w="http://schemas.openxmlformats.org/wordprocessingml/2006/main" xmlns:wpc="http://schemas.microsoft.com/office/word/2010/wordprocessingCanvas" xmlns:mo="http://schemas.microsoft.com/office/mac/office/2008/main" xmlns:mc="http://schemas.openxmlformats.org/markup-compatibility/2006" xmlns:mv="urn:schemas-microsoft-com:mac:vml" xmlns:o="urn:schemas-microsoft-com:office:office" xmlns:r="http://schemas.openxmlformats.org/officeDocument/2006/relationships" xmlns:m="http://schemas.openxmlformats.org/officeDocument/2006/math" xmlns:v="urn:schemas-microsoft-com:vml" xmlns:wp14="http://schemas.microsoft.com/office/word/2010/wordprocessingDrawing" xmlns:wp="http://schemas.openxmlformats.org/drawingml/2006/wordprocessingDrawing" xmlns:w10="urn:schemas-microsoft-com:office:word" xmlns:w14="http://schemas.microsoft.com/office/word/2010/wordml" xmlns:wpg="http://schemas.microsoft.com/office/word/2010/wordprocessingGroup" xmlns:wpi="http://schemas.microsoft.com/office/word/2010/wordprocessingInk" xmlns:wne="http://schemas.microsoft.com/office/word/2006/wordml" xmlns:wps="http://schemas.microsoft.com/office/word/2010/wordprocessingShape">
-      <w:pPr>
-        <w:pStyle w:val="BodyTextCustom"/>
-        <w:keepLines/>
-        <w:spacing w:line="276" w:lineRule="auto" w:after="140"/>
-      </w:pPr>
-      <w:r>
-        <w:rPr>
-          <w:rFonts w:ascii="Hiragino Sans GB" w:hAnsi="Hiragino Sans GB" w:eastAsia="Hiragino Sans GB"/>
-          <w:b w:val="0"/>
-          <w:color w:val="1F2C39"/>
-          <w:sz w:val="22"/>
-        </w:rPr>
-        <w:t>检查结果决定下一步：</w:t>
-      </w:r>
-    </w:p>
-    <w:p xmlns:w="http://schemas.openxmlformats.org/wordprocessingml/2006/main" xmlns:wpc="http://schemas.microsoft.com/office/word/2010/wordprocessingCanvas" xmlns:mo="http://schemas.microsoft.com/office/mac/office/2008/main" xmlns:mc="http://schemas.openxmlformats.org/markup-compatibility/2006" xmlns:mv="urn:schemas-microsoft-com:mac:vml" xmlns:o="urn:schemas-microsoft-com:office:office" xmlns:r="http://schemas.openxmlformats.org/officeDocument/2006/relationships" xmlns:m="http://schemas.openxmlformats.org/officeDocument/2006/math" xmlns:v="urn:schemas-microsoft-com:vml" xmlns:wp14="http://schemas.microsoft.com/office/word/2010/wordprocessingDrawing" xmlns:wp="http://schemas.openxmlformats.org/drawingml/2006/wordprocessingDrawing" xmlns:w10="urn:schemas-microsoft-com:office:word" xmlns:w14="http://schemas.microsoft.com/office/word/2010/wordml" xmlns:wpg="http://schemas.microsoft.com/office/word/2010/wordprocessingGroup" xmlns:wpi="http://schemas.microsoft.com/office/word/2010/wordprocessingInk" xmlns:wne="http://schemas.microsoft.com/office/word/2006/wordml" xmlns:wps="http://schemas.microsoft.com/office/word/2010/wordprocessingShape">
-      <w:pPr>
-        <w:pStyle w:val="BodyTextCustom"/>
-        <w:keepLines/>
-        <w:spacing w:line="276" w:lineRule="auto" w:after="140"/>
-      </w:pPr>
-      <w:r>
-        <w:rPr>
-          <w:rFonts w:ascii="Hiragino Sans GB" w:hAnsi="Hiragino Sans GB" w:eastAsia="Hiragino Sans GB"/>
-          <w:b w:val="0"/>
-          <w:color w:val="1F2C39"/>
-          <w:sz w:val="22"/>
-        </w:rPr>
-        <w:t>• 支持充分：输出答案。</w:t>
-      </w:r>
-    </w:p>
-    <w:p xmlns:w="http://schemas.openxmlformats.org/wordprocessingml/2006/main" xmlns:wpc="http://schemas.microsoft.com/office/word/2010/wordprocessingCanvas" xmlns:mo="http://schemas.microsoft.com/office/mac/office/2008/main" xmlns:mc="http://schemas.openxmlformats.org/markup-compatibility/2006" xmlns:mv="urn:schemas-microsoft-com:mac:vml" xmlns:o="urn:schemas-microsoft-com:office:office" xmlns:r="http://schemas.openxmlformats.org/officeDocument/2006/relationships" xmlns:m="http://schemas.openxmlformats.org/officeDocument/2006/math" xmlns:v="urn:schemas-microsoft-com:vml" xmlns:wp14="http://schemas.microsoft.com/office/word/2010/wordprocessingDrawing" xmlns:wp="http://schemas.openxmlformats.org/drawingml/2006/wordprocessingDrawing" xmlns:w10="urn:schemas-microsoft-com:office:word" xmlns:w14="http://schemas.microsoft.com/office/word/2010/wordml" xmlns:wpg="http://schemas.microsoft.com/office/word/2010/wordprocessingGroup" xmlns:wpi="http://schemas.microsoft.com/office/word/2010/wordprocessingInk" xmlns:wne="http://schemas.microsoft.com/office/word/2006/wordml" xmlns:wps="http://schemas.microsoft.com/office/word/2010/wordprocessingShape">
-      <w:pPr>
-        <w:pStyle w:val="BodyTextCustom"/>
-        <w:keepLines/>
-        <w:spacing w:line="276" w:lineRule="auto" w:after="140"/>
-      </w:pPr>
-      <w:r>
-        <w:rPr>
-          <w:rFonts w:ascii="Hiragino Sans GB" w:hAnsi="Hiragino Sans GB" w:eastAsia="Hiragino Sans GB"/>
-          <w:b w:val="0"/>
-          <w:color w:val="1F2C39"/>
-          <w:sz w:val="22"/>
-        </w:rPr>
-        <w:t>• 支持不足，但仍有探索预算：继续查询或尝试其他路径。</w:t>
-      </w:r>
-    </w:p>
-    <w:p xmlns:w="http://schemas.openxmlformats.org/wordprocessingml/2006/main" xmlns:wpc="http://schemas.microsoft.com/office/word/2010/wordprocessingCanvas" xmlns:mo="http://schemas.microsoft.com/office/mac/office/2008/main" xmlns:mc="http://schemas.openxmlformats.org/markup-compatibility/2006" xmlns:mv="urn:schemas-microsoft-com:mac:vml" xmlns:o="urn:schemas-microsoft-com:office:office" xmlns:r="http://schemas.openxmlformats.org/officeDocument/2006/relationships" xmlns:m="http://schemas.openxmlformats.org/officeDocument/2006/math" xmlns:v="urn:schemas-microsoft-com:vml" xmlns:wp14="http://schemas.microsoft.com/office/word/2010/wordprocessingDrawing" xmlns:wp="http://schemas.openxmlformats.org/drawingml/2006/wordprocessingDrawing" xmlns:w10="urn:schemas-microsoft-com:office:word" xmlns:w14="http://schemas.microsoft.com/office/word/2010/wordml" xmlns:wpg="http://schemas.microsoft.com/office/word/2010/wordprocessingGroup" xmlns:wpi="http://schemas.microsoft.com/office/word/2010/wordprocessingInk" xmlns:wne="http://schemas.microsoft.com/office/word/2006/wordml" xmlns:wps="http://schemas.microsoft.com/office/word/2010/wordprocessingShape">
-      <w:pPr>
-        <w:pStyle w:val="BodyTextCustom"/>
-        <w:keepLines/>
-        <w:spacing w:line="276" w:lineRule="auto" w:after="140"/>
-      </w:pPr>
-      <w:r>
-        <w:rPr>
-          <w:rFonts w:ascii="Hiragino Sans GB" w:hAnsi="Hiragino Sans GB" w:eastAsia="Hiragino Sans GB"/>
-          <w:b w:val="0"/>
-          <w:color w:val="1F2C39"/>
-          <w:sz w:val="22"/>
-        </w:rPr>
-        <w:t>• 支持不足且无法继续：拒答，并记录缺失的关键条件。</w:t>
-      </w:r>
-    </w:p>
-    <w:p xmlns:w="http://schemas.openxmlformats.org/wordprocessingml/2006/main" xmlns:wpc="http://schemas.microsoft.com/office/word/2010/wordprocessingCanvas" xmlns:mo="http://schemas.microsoft.com/office/mac/office/2008/main" xmlns:mc="http://schemas.openxmlformats.org/markup-compatibility/2006" xmlns:mv="urn:schemas-microsoft-com:mac:vml" xmlns:o="urn:schemas-microsoft-com:office:office" xmlns:r="http://schemas.openxmlformats.org/officeDocument/2006/relationships" xmlns:m="http://schemas.openxmlformats.org/officeDocument/2006/math" xmlns:v="urn:schemas-microsoft-com:vml" xmlns:wp14="http://schemas.microsoft.com/office/word/2010/wordprocessingDrawing" xmlns:wp="http://schemas.openxmlformats.org/drawingml/2006/wordprocessingDrawing" xmlns:w10="urn:schemas-microsoft-com:office:word" xmlns:w14="http://schemas.microsoft.com/office/word/2010/wordml" xmlns:wpg="http://schemas.microsoft.com/office/word/2010/wordprocessingGroup" xmlns:wpi="http://schemas.microsoft.com/office/word/2010/wordprocessingInk" xmlns:wne="http://schemas.microsoft.com/office/word/2006/wordml" xmlns:wps="http://schemas.microsoft.com/office/word/2010/wordprocessingShape">
-      <w:pPr>
-        <w:pStyle w:val="BodyTextCustom"/>
-        <w:keepLines/>
-        <w:spacing w:line="276" w:lineRule="auto" w:after="140"/>
-      </w:pPr>
-      <w:r>
-        <w:rPr>
-          <w:rFonts w:ascii="Hiragino Sans GB" w:hAnsi="Hiragino Sans GB" w:eastAsia="Hiragino Sans GB"/>
-          <w:b w:val="0"/>
-          <w:color w:val="1F2C39"/>
-          <w:sz w:val="22"/>
-        </w:rPr>
-        <w:t>其中，“什么算支持充分”由下面的知识使用策略决定。</w:t>
-      </w:r>
-    </w:p>
-    <w:p xmlns:w="http://schemas.openxmlformats.org/wordprocessingml/2006/main" xmlns:wpc="http://schemas.microsoft.com/office/word/2010/wordprocessingCanvas" xmlns:mo="http://schemas.microsoft.com/office/mac/office/2008/main" xmlns:mc="http://schemas.openxmlformats.org/markup-compatibility/2006" xmlns:mv="urn:schemas-microsoft-com:mac:vml" xmlns:o="urn:schemas-microsoft-com:office:office" xmlns:r="http://schemas.openxmlformats.org/officeDocument/2006/relationships" xmlns:m="http://schemas.openxmlformats.org/officeDocument/2006/math" xmlns:v="urn:schemas-microsoft-com:vml" xmlns:wp14="http://schemas.microsoft.com/office/word/2010/wordprocessingDrawing" xmlns:wp="http://schemas.openxmlformats.org/drawingml/2006/wordprocessingDrawing" xmlns:w10="urn:schemas-microsoft-com:office:word" xmlns:w14="http://schemas.microsoft.com/office/word/2010/wordml" xmlns:wpg="http://schemas.microsoft.com/office/word/2010/wordprocessingGroup" xmlns:wpi="http://schemas.microsoft.com/office/word/2010/wordprocessingInk" xmlns:wne="http://schemas.microsoft.com/office/word/2006/wordml" xmlns:wps="http://schemas.microsoft.com/office/word/2010/wordprocessingShape">
-      <w:pPr>
         <w:pStyle w:val="Heading1"/>
         <w:keepLines/>
       </w:pPr>
@@ -3750,7 +3524,7 @@
         <w:rPr>
           <w:rFonts w:ascii="Hiragino Sans GB" w:hAnsi="Hiragino Sans GB" w:eastAsia="Hiragino Sans GB"/>
         </w:rPr>
-        <w:t>5. 加入知识使用策略，兼顾常识推理和拒答</w:t>
+        <w:t>4. 加入知识使用策略，兼顾常识推理和拒答</w:t>
       </w:r>
     </w:p>
     <w:p xmlns:w="http://schemas.openxmlformats.org/wordprocessingml/2006/main">
@@ -3994,7 +3768,7 @@
                 <w:color w:val="1F2C39"/>
                 <w:sz w:val="20"/>
               </w:rPr>
-              <w:t>可以理解问题、提出候选、安排探索</w:t>
+              <w:t>可以理解问题，帮助选择起点、关系和下一步实体</w:t>
             </w:r>
           </w:p>
         </w:tc>
@@ -4153,7 +3927,7 @@
           <w:color w:val="1F2C39"/>
           <w:sz w:val="22"/>
         </w:rPr>
-        <w:t>对于你的任务：</w:t>
+        <w:t>在本研究中：</w:t>
       </w:r>
     </w:p>
     <w:p xmlns:w="http://schemas.openxmlformats.org/wordprocessingml/2006/main" xmlns:wpc="http://schemas.microsoft.com/office/word/2010/wordprocessingCanvas" xmlns:mo="http://schemas.microsoft.com/office/mac/office/2008/main" xmlns:mc="http://schemas.openxmlformats.org/markup-compatibility/2006" xmlns:mv="urn:schemas-microsoft-com:mac:vml" xmlns:o="urn:schemas-microsoft-com:office:office" xmlns:r="http://schemas.openxmlformats.org/officeDocument/2006/relationships" xmlns:m="http://schemas.openxmlformats.org/officeDocument/2006/math" xmlns:v="urn:schemas-microsoft-com:vml" xmlns:wp14="http://schemas.microsoft.com/office/word/2010/wordprocessingDrawing" xmlns:wp="http://schemas.openxmlformats.org/drawingml/2006/wordprocessingDrawing" xmlns:w10="urn:schemas-microsoft-com:office:word" xmlns:w14="http://schemas.microsoft.com/office/word/2010/wordml" xmlns:wpg="http://schemas.microsoft.com/office/word/2010/wordprocessingGroup" xmlns:wpi="http://schemas.microsoft.com/office/word/2010/wordprocessingInk" xmlns:wne="http://schemas.microsoft.com/office/word/2006/wordml" xmlns:wps="http://schemas.microsoft.com/office/word/2010/wordprocessingShape">
@@ -4169,7 +3943,7 @@
           <w:color w:val="1F2C39"/>
           <w:sz w:val="22"/>
         </w:rPr>
-        <w:t>• UA 使用严格证据模式，测量证据不足时的拒答能力。原始题和删除版本使用相同配置。</w:t>
+        <w:t>• GTSQA 与 GTSQA-UA 使用严格证据模式，测量证据不足时的拒答能力。原始题和删除版本使用相同配置。</w:t>
       </w:r>
     </w:p>
     <w:p xmlns:w="http://schemas.openxmlformats.org/wordprocessingml/2006/main" xmlns:wpc="http://schemas.microsoft.com/office/word/2010/wordprocessingCanvas" xmlns:mo="http://schemas.microsoft.com/office/mac/office/2008/main" xmlns:mc="http://schemas.openxmlformats.org/markup-compatibility/2006" xmlns:mv="urn:schemas-microsoft-com:mac:vml" xmlns:o="urn:schemas-microsoft-com:office:office" xmlns:r="http://schemas.openxmlformats.org/officeDocument/2006/relationships" xmlns:m="http://schemas.openxmlformats.org/officeDocument/2006/math" xmlns:v="urn:schemas-microsoft-com:vml" xmlns:wp14="http://schemas.microsoft.com/office/word/2010/wordprocessingDrawing" xmlns:wp="http://schemas.openxmlformats.org/drawingml/2006/wordprocessingDrawing" xmlns:w10="urn:schemas-microsoft-com:office:word" xmlns:w14="http://schemas.microsoft.com/office/word/2010/wordml" xmlns:wpg="http://schemas.microsoft.com/office/word/2010/wordprocessingGroup" xmlns:wpi="http://schemas.microsoft.com/office/word/2010/wordprocessingInk" xmlns:wne="http://schemas.microsoft.com/office/word/2006/wordml" xmlns:wps="http://schemas.microsoft.com/office/word/2010/wordprocessingShape">
@@ -4185,7 +3959,7 @@
           <w:color w:val="1F2C39"/>
           <w:sz w:val="22"/>
         </w:rPr>
-        <w:t>• CRLT 若任务规则允许使用背景知识，则使用常识增强模式，处理部分三元组缺失的情况。</w:t>
+        <w:t>• CR-LT-KGQA 使用常识增强模式，处理部分三元组缺失的情况。</w:t>
       </w:r>
     </w:p>
     <w:p xmlns:w="http://schemas.openxmlformats.org/wordprocessingml/2006/main" xmlns:wpc="http://schemas.microsoft.com/office/word/2010/wordprocessingCanvas" xmlns:mo="http://schemas.microsoft.com/office/mac/office/2008/main" xmlns:mc="http://schemas.openxmlformats.org/markup-compatibility/2006" xmlns:mv="urn:schemas-microsoft-com:mac:vml" xmlns:o="urn:schemas-microsoft-com:office:office" xmlns:r="http://schemas.openxmlformats.org/officeDocument/2006/relationships" xmlns:m="http://schemas.openxmlformats.org/officeDocument/2006/math" xmlns:v="urn:schemas-microsoft-com:vml" xmlns:wp14="http://schemas.microsoft.com/office/word/2010/wordprocessingDrawing" xmlns:wp="http://schemas.openxmlformats.org/drawingml/2006/wordprocessingDrawing" xmlns:w10="urn:schemas-microsoft-com:office:word" xmlns:w14="http://schemas.microsoft.com/office/word/2010/wordml" xmlns:wpg="http://schemas.microsoft.com/office/word/2010/wordprocessingGroup" xmlns:wpi="http://schemas.microsoft.com/office/word/2010/wordprocessingInk" xmlns:wne="http://schemas.microsoft.com/office/word/2006/wordml" xmlns:wps="http://schemas.microsoft.com/office/word/2010/wordprocessingShape">
@@ -4197,7 +3971,7 @@
         <w:rPr>
           <w:rFonts w:ascii="Hiragino Sans GB" w:hAnsi="Hiragino Sans GB" w:eastAsia="Hiragino Sans GB"/>
         </w:rPr>
-        <w:t>6. 在现有 execution record 中记录最终答案依据</w:t>
+        <w:t>5. 在现有 execution record 中记录最终答案依据</w:t>
       </w:r>
     </w:p>
     <w:p xmlns:w="http://schemas.openxmlformats.org/wordprocessingml/2006/main">
@@ -4573,7 +4347,7 @@
         <w:br/>
         <w:t xml:space="preserve">        ↓</w:t>
         <w:br/>
-        <w:t>选择入口与候选路径</w:t>
+        <w:t>选择起点、关系和下一步实体</w:t>
         <w:br/>
         <w:t xml:space="preserve">        ↓</w:t>
         <w:br/>
@@ -4607,7 +4381,2180 @@
           <w:color w:val="1F2C39"/>
           <w:sz w:val="22"/>
         </w:rPr>
-        <w:t>实施时，优先完成约束记录、状态保留和最终检查，再扩展多入口探索。知识策略和答案来源共用这套约束记录，可以避免分别实现两套判断逻辑。</w:t>
+        <w:t>实施时，先完成探索状态保留与流程控制，再加入答案绑定，最后加入约束建立与回答前检查。知识策略和答案来源共用这套约束记录，可以避免分别实现两套判断逻辑。具体分阶段安排见下文。</w:t>
+      </w:r>
+    </w:p>
+    <w:p>
+      <w:pPr>
+        <w:pStyle w:val="Title"/>
+        <w:keepNext/>
+        <w:keepLines/>
+        <w:pageBreakBefore/>
+        <w:spacing w:line="276" w:lineRule="auto" w:after="240" w:before="160"/>
+        <w:jc w:val="center"/>
+      </w:pPr>
+      <w:r>
+        <w:rPr>
+          <w:rFonts w:ascii="Hiragino Sans GB" w:hAnsi="Hiragino Sans GB" w:eastAsia="Hiragino Sans GB"/>
+          <w:b/>
+          <w:color w:val="1F4D78"/>
+          <w:sz w:val="54"/>
+        </w:rPr>
+        <w:t xml:space="preserve">ARK_V2 修改方案</w:t>
+      </w:r>
+    </w:p>
+    <w:p>
+      <w:pPr>
+        <w:pStyle w:val="BodyTextCustom"/>
+        <w:keepLines/>
+        <w:spacing w:line="276" w:lineRule="auto" w:after="140"/>
+      </w:pPr>
+      <w:r>
+        <w:rPr>
+          <w:rFonts w:ascii="Hiragino Sans GB" w:hAnsi="Hiragino Sans GB" w:eastAsia="Hiragino Sans GB"/>
+          <w:b w:val="0"/>
+          <w:color w:val="1F2C39"/>
+          <w:sz w:val="22"/>
+        </w:rPr>
+        <w:t xml:space="preserve">以下内容基于对 agent/ark_v2 代码以及 40154、33122 trace 的核查，细化上文的改进方向，并确定实施顺序。方向编号与上文一致。</w:t>
+      </w:r>
+    </w:p>
+    <w:p>
+      <w:pPr>
+        <w:pStyle w:val="Heading1"/>
+        <w:keepLines/>
+      </w:pPr>
+      <w:r>
+        <w:rPr>
+          <w:rFonts w:ascii="Hiragino Sans GB" w:hAnsi="Hiragino Sans GB" w:eastAsia="Hiragino Sans GB"/>
+        </w:rPr>
+        <w:t xml:space="preserve">一、V1 的两个根本问题</w:t>
+      </w:r>
+    </w:p>
+    <w:p>
+      <w:pPr>
+        <w:pStyle w:val="Heading2"/>
+        <w:keepLines/>
+      </w:pPr>
+      <w:r>
+        <w:rPr>
+          <w:rFonts w:ascii="Hiragino Sans GB" w:hAnsi="Hiragino Sans GB" w:eastAsia="Hiragino Sans GB"/>
+        </w:rPr>
+        <w:t xml:space="preserve">1. 信息会丢，而且未经验证的推测会被当成事实传下去</w:t>
+      </w:r>
+    </w:p>
+    <w:p>
+      <w:pPr>
+        <w:pStyle w:val="BodyTextCustom"/>
+        <w:keepLines/>
+        <w:spacing w:line="276" w:lineRule="auto" w:after="140"/>
+      </w:pPr>
+      <w:r>
+        <w:rPr>
+          <w:rFonts w:ascii="Hiragino Sans GB" w:hAnsi="Hiragino Sans GB" w:eastAsia="Hiragino Sans GB"/>
+          <w:b/>
+          <w:color w:val="1F2C39"/>
+          <w:sz w:val="22"/>
+        </w:rPr>
+        <w:t xml:space="preserve">跨步骤的信息只靠一段摘要传递：</w:t>
+      </w:r>
+      <w:r>
+        <w:rPr>
+          <w:rFonts w:ascii="Hiragino Sans GB" w:hAnsi="Hiragino Sans GB" w:eastAsia="Hiragino Sans GB"/>
+          <w:b w:val="0"/>
+          <w:color w:val="1F2C39"/>
+          <w:sz w:val="22"/>
+        </w:rPr>
+        <w:t xml:space="preserve">每一步结束后，cleanup 会清空对话消息，只把“保留下来的步骤”整理成一段摘要放回上下文。之后选择 anchor、选择关系、推理和生成答案，看到的都只有这段摘要。</w:t>
+      </w:r>
+    </w:p>
+    <w:p>
+      <w:pPr>
+        <w:pStyle w:val="BodyTextCustom"/>
+        <w:keepLines/>
+        <w:spacing w:line="276" w:lineRule="auto" w:after="140"/>
+      </w:pPr>
+      <w:r>
+        <w:rPr>
+          <w:rFonts w:ascii="Hiragino Sans GB" w:hAnsi="Hiragino Sans GB" w:eastAsia="Hiragino Sans GB"/>
+          <w:b/>
+          <w:color w:val="1F2C39"/>
+          <w:sz w:val="22"/>
+        </w:rPr>
+        <w:t xml:space="preserve">信息会从三条路径丢失：</w:t>
+      </w:r>
+    </w:p>
+    <w:p>
+      <w:pPr>
+        <w:pStyle w:val="BodyTextCustom"/>
+        <w:keepLines/>
+        <w:spacing w:line="276" w:lineRule="auto" w:after="140"/>
+      </w:pPr>
+      <w:r>
+        <w:rPr>
+          <w:rFonts w:ascii="Hiragino Sans GB" w:hAnsi="Hiragino Sans GB" w:eastAsia="Hiragino Sans GB"/>
+          <w:b w:val="0"/>
+          <w:color w:val="1F2C39"/>
+          <w:sz w:val="22"/>
+        </w:rPr>
+        <w:t xml:space="preserve">• reset 被当成停止，而且该步骤会被删除。字段描述写的是“取消本步并开始新一轮”，LLM 也按这个意思使用它，但 cleanup 实际执行的是终止探索，上游 V1 同样如此。1012 丢失了“Vilanant 被排除”的否定结论；40154 丢失了已查到的 4 支球队（下一步要查的 Aalborg DH 正是 gold 答案），最终没有任何步骤并拒答；40487 在 reset 后直接停止。</w:t>
+      </w:r>
+    </w:p>
+    <w:p>
+      <w:pPr>
+        <w:pStyle w:val="BodyTextCustom"/>
+        <w:keepLines/>
+        <w:spacing w:line="276" w:lineRule="auto" w:after="140"/>
+      </w:pPr>
+      <w:r>
+        <w:rPr>
+          <w:rFonts w:ascii="Hiragino Sans GB" w:hAnsi="Hiragino Sans GB" w:eastAsia="Hiragino Sans GB"/>
+          <w:b w:val="0"/>
+          <w:color w:val="1F2C39"/>
+          <w:sz w:val="22"/>
+        </w:rPr>
+        <w:t xml:space="preserve">• 本步没有引用任何三元组时，步骤会被删除。“Vilanant 的邻居中没有 Esponellà”这类否定结论没有可引用的三元组，最容易丢失。</w:t>
+      </w:r>
+    </w:p>
+    <w:p>
+      <w:pPr>
+        <w:pStyle w:val="BodyTextCustom"/>
+        <w:keepLines/>
+        <w:spacing w:line="276" w:lineRule="auto" w:after="140"/>
+      </w:pPr>
+      <w:r>
+        <w:rPr>
+          <w:rFonts w:ascii="Hiragino Sans GB" w:hAnsi="Hiragino Sans GB" w:eastAsia="Hiragino Sans GB"/>
+          <w:b w:val="0"/>
+          <w:color w:val="1F2C39"/>
+          <w:sz w:val="22"/>
+        </w:rPr>
+        <w:t xml:space="preserve">• 检索到但没有被引用的结果会消失。33122 查到了很长的公会成员列表，LLM 只引用了 Jan Fyt，其余成员全部丢失，之后想换候选时已无候选可换。</w:t>
+      </w:r>
+    </w:p>
+    <w:p>
+      <w:pPr>
+        <w:pStyle w:val="BodyTextCustom"/>
+        <w:keepLines/>
+        <w:spacing w:line="276" w:lineRule="auto" w:after="140"/>
+      </w:pPr>
+      <w:r>
+        <w:rPr>
+          <w:rFonts w:ascii="Hiragino Sans GB" w:hAnsi="Hiragino Sans GB" w:eastAsia="Hiragino Sans GB"/>
+          <w:b/>
+          <w:color w:val="1F2C39"/>
+          <w:sz w:val="22"/>
+        </w:rPr>
+        <w:t xml:space="preserve">implications 是自由文本：</w:t>
+      </w:r>
+      <w:r>
+        <w:rPr>
+          <w:rFonts w:ascii="Hiragino Sans GB" w:hAnsi="Hiragino Sans GB" w:eastAsia="Hiragino Sans GB"/>
+          <w:b w:val="0"/>
+          <w:color w:val="1F2C39"/>
+          <w:sz w:val="22"/>
+        </w:rPr>
+        <w:t xml:space="preserve">凭名称做出的推测会原样写入摘要，下一步就被当作已确认的事实，例如 31606 的平台条件。</w:t>
+      </w:r>
+    </w:p>
+    <w:p>
+      <w:pPr>
+        <w:pStyle w:val="Heading2"/>
+        <w:keepLines/>
+      </w:pPr>
+      <w:r>
+        <w:rPr>
+          <w:rFonts w:ascii="Hiragino Sans GB" w:hAnsi="Hiragino Sans GB" w:eastAsia="Hiragino Sans GB"/>
+        </w:rPr>
+        <w:t xml:space="preserve">2. 回答没有检查</w:t>
+      </w:r>
+    </w:p>
+    <w:p>
+      <w:pPr>
+        <w:pStyle w:val="BodyTextCustom"/>
+        <w:keepLines/>
+        <w:spacing w:line="276" w:lineRule="auto" w:after="140"/>
+      </w:pPr>
+      <w:r>
+        <w:rPr>
+          <w:rFonts w:ascii="Hiragino Sans GB" w:hAnsi="Hiragino Sans GB" w:eastAsia="Hiragino Sans GB"/>
+          <w:b w:val="0"/>
+          <w:color w:val="1F2C39"/>
+          <w:sz w:val="22"/>
+        </w:rPr>
+        <w:t xml:space="preserve">引用的三元组本身是真实的，因为 key 机制保证 reasoning 只能引用本步检索结果中的三元组。但以下几点都没有程序检查：</w:t>
+      </w:r>
+    </w:p>
+    <w:p>
+      <w:pPr>
+        <w:pStyle w:val="BodyTextCustom"/>
+        <w:keepLines/>
+        <w:spacing w:line="276" w:lineRule="auto" w:after="140"/>
+      </w:pPr>
+      <w:r>
+        <w:rPr>
+          <w:rFonts w:ascii="Hiragino Sans GB" w:hAnsi="Hiragino Sans GB" w:eastAsia="Hiragino Sans GB"/>
+          <w:b w:val="0"/>
+          <w:color w:val="1F2C39"/>
+          <w:sz w:val="22"/>
+        </w:rPr>
+        <w:t xml:space="preserve">• 答案实体是否出现在证据中；</w:t>
+      </w:r>
+    </w:p>
+    <w:p>
+      <w:pPr>
+        <w:pStyle w:val="BodyTextCustom"/>
+        <w:keepLines/>
+        <w:spacing w:line="276" w:lineRule="auto" w:after="140"/>
+      </w:pPr>
+      <w:r>
+        <w:rPr>
+          <w:rFonts w:ascii="Hiragino Sans GB" w:hAnsi="Hiragino Sans GB" w:eastAsia="Hiragino Sans GB"/>
+          <w:b w:val="0"/>
+          <w:color w:val="1F2C39"/>
+          <w:sz w:val="22"/>
+        </w:rPr>
+        <w:t xml:space="preserve">• 证据是否覆盖问题的全部条件；</w:t>
+      </w:r>
+    </w:p>
+    <w:p>
+      <w:pPr>
+        <w:pStyle w:val="BodyTextCustom"/>
+        <w:keepLines/>
+        <w:spacing w:line="276" w:lineRule="auto" w:after="140"/>
+      </w:pPr>
+      <w:r>
+        <w:rPr>
+          <w:rFonts w:ascii="Hiragino Sans GB" w:hAnsi="Hiragino Sans GB" w:eastAsia="Hiragino Sans GB"/>
+          <w:b w:val="0"/>
+          <w:color w:val="1F2C39"/>
+          <w:sz w:val="22"/>
+        </w:rPr>
+        <w:t xml:space="preserve">• 答案是否是问题要求的实体类型；</w:t>
+      </w:r>
+    </w:p>
+    <w:p>
+      <w:pPr>
+        <w:pStyle w:val="BodyTextCustom"/>
+        <w:keepLines/>
+        <w:spacing w:line="276" w:lineRule="auto" w:after="140"/>
+      </w:pPr>
+      <w:r>
+        <w:rPr>
+          <w:rFonts w:ascii="Hiragino Sans GB" w:hAnsi="Hiragino Sans GB" w:eastAsia="Hiragino Sans GB"/>
+          <w:b w:val="0"/>
+          <w:color w:val="1F2C39"/>
+          <w:sz w:val="22"/>
+        </w:rPr>
+        <w:t xml:space="preserve">• 已有的否定证据是否被违背。</w:t>
+      </w:r>
+    </w:p>
+    <w:p>
+      <w:pPr>
+        <w:pStyle w:val="BodyTextCustom"/>
+        <w:keepLines/>
+        <w:spacing w:line="276" w:lineRule="auto" w:after="140"/>
+      </w:pPr>
+      <w:r>
+        <w:rPr>
+          <w:rFonts w:ascii="Hiragino Sans GB" w:hAnsi="Hiragino Sans GB" w:eastAsia="Hiragino Sans GB"/>
+          <w:b w:val="0"/>
+          <w:color w:val="1F2C39"/>
+          <w:sz w:val="22"/>
+        </w:rPr>
+        <w:t xml:space="preserve">40487 的 used_triples 为空，Agent 仍给出答案。33122 已确认 Jan Fyt 的一幅代表作中没有小号，小号这一条件始终没有证据，Agent 却声称“所有条件都满足”并回答 Jan Fyt。QID 补全只在答案缺少 QID 时生效，41371 中 LLM 自带的错误 QID 被原样保留。</w:t>
+      </w:r>
+    </w:p>
+    <w:p>
+      <w:pPr>
+        <w:pStyle w:val="Heading1"/>
+        <w:keepLines/>
+      </w:pPr>
+      <w:r>
+        <w:rPr>
+          <w:rFonts w:ascii="Hiragino Sans GB" w:hAnsi="Hiragino Sans GB" w:eastAsia="Hiragino Sans GB"/>
+        </w:rPr>
+        <w:t xml:space="preserve">二、V2 的核心：探索记录</w:t>
+      </w:r>
+    </w:p>
+    <w:p>
+      <w:pPr>
+        <w:pStyle w:val="BodyTextCustom"/>
+        <w:keepLines/>
+        <w:spacing w:line="276" w:lineRule="auto" w:after="140"/>
+      </w:pPr>
+      <w:r>
+        <w:rPr>
+          <w:rFonts w:ascii="Hiragino Sans GB" w:hAnsi="Hiragino Sans GB" w:eastAsia="Hiragino Sans GB"/>
+          <w:b w:val="0"/>
+          <w:color w:val="1F2C39"/>
+          <w:sz w:val="22"/>
+        </w:rPr>
+        <w:t xml:space="preserve">V2 新增一份不随重置删除的探索记录。所有节点和 generate_answer 都通过同一个摘要渲染函数读取它，即替换现有的 _get_reasoning_step_summary()。</w:t>
+      </w:r>
+    </w:p>
+    <w:tbl>
+      <w:tblPr>
+        <w:tblW w:type="auto" w:w="0"/>
+        <w:tblLayout w:type="fixed"/>
+        <w:tblLook w:firstColumn="1" w:firstRow="1" w:lastColumn="0" w:lastRow="0" w:noHBand="0" w:noVBand="1" w:val="04A0"/>
+        <w:tblBorders>
+          <w:top w:val="single" w:sz="4" w:color="D9D9D9"/>
+          <w:left w:val="single" w:sz="4" w:color="D9D9D9"/>
+          <w:bottom w:val="single" w:sz="4" w:color="D9D9D9"/>
+          <w:right w:val="single" w:sz="4" w:color="D9D9D9"/>
+          <w:insideH w:val="single" w:sz="4" w:color="D9D9D9"/>
+          <w:insideV w:val="single" w:sz="4" w:color="D9D9D9"/>
+        </w:tblBorders>
+      </w:tblPr>
+      <w:tblGrid>
+        <w:gridCol w:w="1701"/>
+        <w:gridCol w:w="4252"/>
+        <w:gridCol w:w="1843"/>
+        <w:gridCol w:w="1842"/>
+      </w:tblGrid>
+      <w:tr>
+        <w:trPr>
+          <w:cantSplit/>
+          <w:tblHeader/>
+        </w:trPr>
+        <w:tc>
+          <w:tcPr>
+            <w:tcW w:type="dxa" w:w="1701"/>
+            <w:vAlign w:val="center"/>
+            <w:shd w:fill="E8EEF5"/>
+          </w:tcPr>
+          <w:p>
+            <w:pPr>
+              <w:pStyle w:val="BodyTextCustom"/>
+              <w:spacing w:after="120" w:before="120"/>
+            </w:pPr>
+            <w:r>
+              <w:rPr>
+                <w:rFonts w:ascii="Hiragino Sans GB" w:hAnsi="Hiragino Sans GB" w:eastAsia="Hiragino Sans GB"/>
+                <w:b/>
+                <w:color w:val="1F4D78"/>
+                <w:sz w:val="20"/>
+              </w:rPr>
+              <w:t xml:space="preserve">探索记录的组成</w:t>
+            </w:r>
+          </w:p>
+        </w:tc>
+        <w:tc>
+          <w:tcPr>
+            <w:tcW w:type="dxa" w:w="4252"/>
+            <w:vAlign w:val="center"/>
+            <w:shd w:fill="E8EEF5"/>
+          </w:tcPr>
+          <w:p>
+            <w:pPr>
+              <w:pStyle w:val="BodyTextCustom"/>
+              <w:spacing w:after="120" w:before="120"/>
+            </w:pPr>
+            <w:r>
+              <w:rPr>
+                <w:rFonts w:ascii="Hiragino Sans GB" w:hAnsi="Hiragino Sans GB" w:eastAsia="Hiragino Sans GB"/>
+                <w:b/>
+                <w:color w:val="1F4D78"/>
+                <w:sz w:val="20"/>
+              </w:rPr>
+              <w:t xml:space="preserve">内容</w:t>
+            </w:r>
+          </w:p>
+        </w:tc>
+        <w:tc>
+          <w:tcPr>
+            <w:tcW w:type="dxa" w:w="1843"/>
+            <w:vAlign w:val="center"/>
+            <w:shd w:fill="E8EEF5"/>
+          </w:tcPr>
+          <w:p>
+            <w:pPr>
+              <w:pStyle w:val="BodyTextCustom"/>
+              <w:spacing w:after="120" w:before="120"/>
+            </w:pPr>
+            <w:r>
+              <w:rPr>
+                <w:rFonts w:ascii="Hiragino Sans GB" w:hAnsi="Hiragino Sans GB" w:eastAsia="Hiragino Sans GB"/>
+                <w:b/>
+                <w:color w:val="1F4D78"/>
+                <w:sz w:val="20"/>
+              </w:rPr>
+              <w:t xml:space="preserve">谁写入</w:t>
+            </w:r>
+          </w:p>
+        </w:tc>
+        <w:tc>
+          <w:tcPr>
+            <w:tcW w:type="dxa" w:w="1842"/>
+            <w:vAlign w:val="center"/>
+            <w:shd w:fill="E8EEF5"/>
+          </w:tcPr>
+          <w:p>
+            <w:pPr>
+              <w:pStyle w:val="BodyTextCustom"/>
+              <w:spacing w:after="120" w:before="120"/>
+            </w:pPr>
+            <w:r>
+              <w:rPr>
+                <w:rFonts w:ascii="Hiragino Sans GB" w:hAnsi="Hiragino Sans GB" w:eastAsia="Hiragino Sans GB"/>
+                <w:b/>
+                <w:color w:val="1F4D78"/>
+                <w:sz w:val="20"/>
+              </w:rPr>
+              <w:t xml:space="preserve">谁读取</w:t>
+            </w:r>
+          </w:p>
+        </w:tc>
+      </w:tr>
+      <w:tr>
+        <w:trPr>
+          <w:cantSplit/>
+        </w:trPr>
+        <w:tc>
+          <w:tcPr>
+            <w:tcW w:type="dxa" w:w="1701"/>
+            <w:vAlign w:val="center"/>
+            <w:shd w:fill="FFFFFF"/>
+          </w:tcPr>
+          <w:p>
+            <w:pPr>
+              <w:pStyle w:val="BodyTextCustom"/>
+              <w:spacing w:after="120" w:before="120"/>
+            </w:pPr>
+            <w:r>
+              <w:rPr>
+                <w:rFonts w:ascii="Hiragino Sans GB" w:hAnsi="Hiragino Sans GB" w:eastAsia="Hiragino Sans GB"/>
+                <w:b w:val="0"/>
+                <w:color w:val="1F2C39"/>
+                <w:sz w:val="20"/>
+              </w:rPr>
+              <w:t xml:space="preserve">约束清单</w:t>
+            </w:r>
+          </w:p>
+        </w:tc>
+        <w:tc>
+          <w:tcPr>
+            <w:tcW w:type="dxa" w:w="4252"/>
+            <w:vAlign w:val="center"/>
+            <w:shd w:fill="FFFFFF"/>
+          </w:tcPr>
+          <w:p>
+            <w:pPr>
+              <w:pStyle w:val="BodyTextCustom"/>
+              <w:spacing w:after="120" w:before="120"/>
+            </w:pPr>
+            <w:r>
+              <w:rPr>
+                <w:rFonts w:ascii="Hiragino Sans GB" w:hAnsi="Hiragino Sans GB" w:eastAsia="Hiragino Sans GB"/>
+                <w:b w:val="0"/>
+                <w:color w:val="1F2C39"/>
+                <w:sz w:val="20"/>
+              </w:rPr>
+              <w:t xml:space="preserve">问题要求的条件（例如“X 与 Cistella 接壤”“Y 是 X 的政府首脑”）以及答案类型</w:t>
+            </w:r>
+          </w:p>
+        </w:tc>
+        <w:tc>
+          <w:tcPr>
+            <w:tcW w:type="dxa" w:w="1843"/>
+            <w:vAlign w:val="center"/>
+            <w:shd w:fill="FFFFFF"/>
+          </w:tcPr>
+          <w:p>
+            <w:pPr>
+              <w:pStyle w:val="BodyTextCustom"/>
+              <w:spacing w:after="120" w:before="120"/>
+            </w:pPr>
+            <w:r>
+              <w:rPr>
+                <w:rFonts w:ascii="Hiragino Sans GB" w:hAnsi="Hiragino Sans GB" w:eastAsia="Hiragino Sans GB"/>
+                <w:b w:val="0"/>
+                <w:color w:val="1F2C39"/>
+                <w:sz w:val="20"/>
+              </w:rPr>
+              <w:t xml:space="preserve">方向 1</w:t>
+            </w:r>
+          </w:p>
+        </w:tc>
+        <w:tc>
+          <w:tcPr>
+            <w:tcW w:type="dxa" w:w="1842"/>
+            <w:vAlign w:val="center"/>
+            <w:shd w:fill="FFFFFF"/>
+          </w:tcPr>
+          <w:p>
+            <w:pPr>
+              <w:pStyle w:val="BodyTextCustom"/>
+              <w:spacing w:after="120" w:before="120"/>
+            </w:pPr>
+            <w:r>
+              <w:rPr>
+                <w:rFonts w:ascii="Hiragino Sans GB" w:hAnsi="Hiragino Sans GB" w:eastAsia="Hiragino Sans GB"/>
+                <w:b w:val="0"/>
+                <w:color w:val="1F2C39"/>
+                <w:sz w:val="20"/>
+              </w:rPr>
+              <w:t xml:space="preserve">方向 2、3</w:t>
+            </w:r>
+          </w:p>
+        </w:tc>
+      </w:tr>
+      <w:tr>
+        <w:trPr>
+          <w:cantSplit/>
+        </w:trPr>
+        <w:tc>
+          <w:tcPr>
+            <w:tcW w:type="dxa" w:w="1701"/>
+            <w:vAlign w:val="center"/>
+            <w:shd w:fill="FFFFFF"/>
+          </w:tcPr>
+          <w:p>
+            <w:pPr>
+              <w:pStyle w:val="BodyTextCustom"/>
+              <w:spacing w:after="120" w:before="120"/>
+            </w:pPr>
+            <w:r>
+              <w:rPr>
+                <w:rFonts w:ascii="Hiragino Sans GB" w:hAnsi="Hiragino Sans GB" w:eastAsia="Hiragino Sans GB"/>
+                <w:b w:val="0"/>
+                <w:color w:val="1F2C39"/>
+                <w:sz w:val="20"/>
+              </w:rPr>
+              <w:t xml:space="preserve">步骤记录</w:t>
+            </w:r>
+          </w:p>
+        </w:tc>
+        <w:tc>
+          <w:tcPr>
+            <w:tcW w:type="dxa" w:w="4252"/>
+            <w:vAlign w:val="center"/>
+            <w:shd w:fill="FFFFFF"/>
+          </w:tcPr>
+          <w:p>
+            <w:pPr>
+              <w:pStyle w:val="BodyTextCustom"/>
+              <w:spacing w:after="120" w:before="120"/>
+            </w:pPr>
+            <w:r>
+              <w:rPr>
+                <w:rFonts w:ascii="Hiragino Sans GB" w:hAnsi="Hiragino Sans GB" w:eastAsia="Hiragino Sans GB"/>
+                <w:b w:val="0"/>
+                <w:color w:val="1F2C39"/>
+                <w:sz w:val="20"/>
+              </w:rPr>
+              <w:t xml:space="preserve">每一步的 anchor、关系、方向和引用的三元组；无用步骤标记为“已丢弃”，不再删除</w:t>
+            </w:r>
+          </w:p>
+        </w:tc>
+        <w:tc>
+          <w:tcPr>
+            <w:tcW w:type="dxa" w:w="1843"/>
+            <w:vAlign w:val="center"/>
+            <w:shd w:fill="FFFFFF"/>
+          </w:tcPr>
+          <w:p>
+            <w:pPr>
+              <w:pStyle w:val="BodyTextCustom"/>
+              <w:spacing w:after="120" w:before="120"/>
+            </w:pPr>
+            <w:r>
+              <w:rPr>
+                <w:rFonts w:ascii="Hiragino Sans GB" w:hAnsi="Hiragino Sans GB" w:eastAsia="Hiragino Sans GB"/>
+                <w:b w:val="0"/>
+                <w:color w:val="1F2C39"/>
+                <w:sz w:val="20"/>
+              </w:rPr>
+              <w:t xml:space="preserve">方向 2</w:t>
+            </w:r>
+          </w:p>
+        </w:tc>
+        <w:tc>
+          <w:tcPr>
+            <w:tcW w:type="dxa" w:w="1842"/>
+            <w:vAlign w:val="center"/>
+            <w:shd w:fill="FFFFFF"/>
+          </w:tcPr>
+          <w:p>
+            <w:pPr>
+              <w:pStyle w:val="BodyTextCustom"/>
+              <w:spacing w:after="120" w:before="120"/>
+            </w:pPr>
+            <w:r>
+              <w:rPr>
+                <w:rFonts w:ascii="Hiragino Sans GB" w:hAnsi="Hiragino Sans GB" w:eastAsia="Hiragino Sans GB"/>
+                <w:b w:val="0"/>
+                <w:color w:val="1F2C39"/>
+                <w:sz w:val="20"/>
+              </w:rPr>
+              <w:t xml:space="preserve">摘要、评测（used_triples）</w:t>
+            </w:r>
+          </w:p>
+        </w:tc>
+      </w:tr>
+      <w:tr>
+        <w:trPr>
+          <w:cantSplit/>
+        </w:trPr>
+        <w:tc>
+          <w:tcPr>
+            <w:tcW w:type="dxa" w:w="1701"/>
+            <w:vAlign w:val="center"/>
+            <w:shd w:fill="FFFFFF"/>
+          </w:tcPr>
+          <w:p>
+            <w:pPr>
+              <w:pStyle w:val="BodyTextCustom"/>
+              <w:spacing w:after="120" w:before="120"/>
+            </w:pPr>
+            <w:r>
+              <w:rPr>
+                <w:rFonts w:ascii="Hiragino Sans GB" w:hAnsi="Hiragino Sans GB" w:eastAsia="Hiragino Sans GB"/>
+                <w:b w:val="0"/>
+                <w:color w:val="1F2C39"/>
+                <w:sz w:val="20"/>
+              </w:rPr>
+              <w:t xml:space="preserve">候选列表</w:t>
+            </w:r>
+          </w:p>
+        </w:tc>
+        <w:tc>
+          <w:tcPr>
+            <w:tcW w:type="dxa" w:w="4252"/>
+            <w:vAlign w:val="center"/>
+            <w:shd w:fill="FFFFFF"/>
+          </w:tcPr>
+          <w:p>
+            <w:pPr>
+              <w:pStyle w:val="BodyTextCustom"/>
+              <w:spacing w:after="120" w:before="120"/>
+            </w:pPr>
+            <w:r>
+              <w:rPr>
+                <w:rFonts w:ascii="Hiragino Sans GB" w:hAnsi="Hiragino Sans GB" w:eastAsia="Hiragino Sans GB"/>
+                <w:b w:val="0"/>
+                <w:color w:val="1F2C39"/>
+                <w:sz w:val="20"/>
+              </w:rPr>
+              <w:t xml:space="preserve">由每一步的检索结果生成，不依赖 LLM 是否引用；状态为待核验、已排除（附原因，指向结论记录）或已确认</w:t>
+            </w:r>
+          </w:p>
+        </w:tc>
+        <w:tc>
+          <w:tcPr>
+            <w:tcW w:type="dxa" w:w="1843"/>
+            <w:vAlign w:val="center"/>
+            <w:shd w:fill="FFFFFF"/>
+          </w:tcPr>
+          <w:p>
+            <w:pPr>
+              <w:pStyle w:val="BodyTextCustom"/>
+              <w:spacing w:after="120" w:before="120"/>
+            </w:pPr>
+            <w:r>
+              <w:rPr>
+                <w:rFonts w:ascii="Hiragino Sans GB" w:hAnsi="Hiragino Sans GB" w:eastAsia="Hiragino Sans GB"/>
+                <w:b w:val="0"/>
+                <w:color w:val="1F2C39"/>
+                <w:sz w:val="20"/>
+              </w:rPr>
+              <w:t xml:space="preserve">程序（检索后）、方向 2</w:t>
+            </w:r>
+          </w:p>
+        </w:tc>
+        <w:tc>
+          <w:tcPr>
+            <w:tcW w:type="dxa" w:w="1842"/>
+            <w:vAlign w:val="center"/>
+            <w:shd w:fill="FFFFFF"/>
+          </w:tcPr>
+          <w:p>
+            <w:pPr>
+              <w:pStyle w:val="BodyTextCustom"/>
+              <w:spacing w:after="120" w:before="120"/>
+            </w:pPr>
+            <w:r>
+              <w:rPr>
+                <w:rFonts w:ascii="Hiragino Sans GB" w:hAnsi="Hiragino Sans GB" w:eastAsia="Hiragino Sans GB"/>
+                <w:b w:val="0"/>
+                <w:color w:val="1F2C39"/>
+                <w:sz w:val="20"/>
+              </w:rPr>
+              <w:t xml:space="preserve">选择 anchor 时的提示、generate_answer</w:t>
+            </w:r>
+          </w:p>
+        </w:tc>
+      </w:tr>
+      <w:tr>
+        <w:trPr>
+          <w:cantSplit/>
+        </w:trPr>
+        <w:tc>
+          <w:tcPr>
+            <w:tcW w:type="dxa" w:w="1701"/>
+            <w:vAlign w:val="center"/>
+            <w:shd w:fill="FFFFFF"/>
+          </w:tcPr>
+          <w:p>
+            <w:pPr>
+              <w:pStyle w:val="BodyTextCustom"/>
+              <w:spacing w:after="120" w:before="120"/>
+            </w:pPr>
+            <w:r>
+              <w:rPr>
+                <w:rFonts w:ascii="Hiragino Sans GB" w:hAnsi="Hiragino Sans GB" w:eastAsia="Hiragino Sans GB"/>
+                <w:b w:val="0"/>
+                <w:color w:val="1F2C39"/>
+                <w:sz w:val="20"/>
+              </w:rPr>
+              <w:t xml:space="preserve">结论记录</w:t>
+            </w:r>
+          </w:p>
+        </w:tc>
+        <w:tc>
+          <w:tcPr>
+            <w:tcW w:type="dxa" w:w="4252"/>
+            <w:vAlign w:val="center"/>
+            <w:shd w:fill="FFFFFF"/>
+          </w:tcPr>
+          <w:p>
+            <w:pPr>
+              <w:pStyle w:val="BodyTextCustom"/>
+              <w:spacing w:after="120" w:before="120"/>
+            </w:pPr>
+            <w:r>
+              <w:rPr>
+                <w:rFonts w:ascii="Hiragino Sans GB" w:hAnsi="Hiragino Sans GB" w:eastAsia="Hiragino Sans GB"/>
+                <w:b w:val="0"/>
+                <w:color w:val="1F2C39"/>
+                <w:sz w:val="20"/>
+              </w:rPr>
+              <w:t xml:space="preserve">某个候选在某条约束上的状态（满足 / 不满足 / 未确定），以及依据类型：KG 三元组、查询结果中不存在、背景知识或猜测</w:t>
+            </w:r>
+          </w:p>
+        </w:tc>
+        <w:tc>
+          <w:tcPr>
+            <w:tcW w:type="dxa" w:w="1843"/>
+            <w:vAlign w:val="center"/>
+            <w:shd w:fill="FFFFFF"/>
+          </w:tcPr>
+          <w:p>
+            <w:pPr>
+              <w:pStyle w:val="BodyTextCustom"/>
+              <w:spacing w:after="120" w:before="120"/>
+            </w:pPr>
+            <w:r>
+              <w:rPr>
+                <w:rFonts w:ascii="Hiragino Sans GB" w:hAnsi="Hiragino Sans GB" w:eastAsia="Hiragino Sans GB"/>
+                <w:b w:val="0"/>
+                <w:color w:val="1F2C39"/>
+                <w:sz w:val="20"/>
+              </w:rPr>
+              <w:t xml:space="preserve">LLM 在 reasoning 中提出，程序核对后写入（方向 2）</w:t>
+            </w:r>
+          </w:p>
+        </w:tc>
+        <w:tc>
+          <w:tcPr>
+            <w:tcW w:type="dxa" w:w="1842"/>
+            <w:vAlign w:val="center"/>
+            <w:shd w:fill="FFFFFF"/>
+          </w:tcPr>
+          <w:p>
+            <w:pPr>
+              <w:pStyle w:val="BodyTextCustom"/>
+              <w:spacing w:after="120" w:before="120"/>
+            </w:pPr>
+            <w:r>
+              <w:rPr>
+                <w:rFonts w:ascii="Hiragino Sans GB" w:hAnsi="Hiragino Sans GB" w:eastAsia="Hiragino Sans GB"/>
+                <w:b w:val="0"/>
+                <w:color w:val="1F2C39"/>
+                <w:sz w:val="20"/>
+              </w:rPr>
+              <w:t xml:space="preserve">方向 2、3、4、5</w:t>
+            </w:r>
+          </w:p>
+        </w:tc>
+      </w:tr>
+    </w:tbl>
+    <w:p xmlns:w="http://schemas.openxmlformats.org/wordprocessingml/2006/main" xmlns:wpc="http://schemas.microsoft.com/office/word/2010/wordprocessingCanvas" xmlns:mo="http://schemas.microsoft.com/office/mac/office/2008/main" xmlns:mc="http://schemas.openxmlformats.org/markup-compatibility/2006" xmlns:mv="urn:schemas-microsoft-com:mac:vml" xmlns:o="urn:schemas-microsoft-com:office:office" xmlns:r="http://schemas.openxmlformats.org/officeDocument/2006/relationships" xmlns:m="http://schemas.openxmlformats.org/officeDocument/2006/math" xmlns:v="urn:schemas-microsoft-com:vml" xmlns:wp14="http://schemas.microsoft.com/office/word/2010/wordprocessingDrawing" xmlns:wp="http://schemas.openxmlformats.org/drawingml/2006/wordprocessingDrawing" xmlns:w10="urn:schemas-microsoft-com:office:word" xmlns:w14="http://schemas.microsoft.com/office/word/2010/wordml" xmlns:wpg="http://schemas.microsoft.com/office/word/2010/wordprocessingGroup" xmlns:wpi="http://schemas.microsoft.com/office/word/2010/wordprocessingInk" xmlns:wne="http://schemas.microsoft.com/office/word/2006/wordml" xmlns:wps="http://schemas.microsoft.com/office/word/2010/wordprocessingShape">
+      <w:pPr>
+        <w:pStyle w:val="BodyTextCustom"/>
+        <w:keepLines/>
+        <w:spacing w:line="276" w:lineRule="auto" w:after="140"/>
+      </w:pPr>
+      <w:r>
+        <w:rPr>
+          <w:rFonts w:ascii="Hiragino Sans GB" w:hAnsi="Hiragino Sans GB" w:eastAsia="Hiragino Sans GB"/>
+          <w:b w:val="0"/>
+          <w:color w:val="1F2C39"/>
+          <w:sz w:val="22"/>
+        </w:rPr>
+      </w:r>
+    </w:p>
+    <w:p>
+      <w:pPr>
+        <w:pStyle w:val="BodyTextCustom"/>
+        <w:keepLines/>
+        <w:spacing w:line="276" w:lineRule="auto" w:after="140"/>
+      </w:pPr>
+      <w:r>
+        <w:rPr>
+          <w:rFonts w:ascii="Hiragino Sans GB" w:hAnsi="Hiragino Sans GB" w:eastAsia="Hiragino Sans GB"/>
+          <w:b w:val="0"/>
+          <w:color w:val="1F2C39"/>
+          <w:sz w:val="22"/>
+        </w:rPr>
+        <w:t xml:space="preserve">摘要只展示精简内容，例如候选数量和少量名称，完整列表只供程序使用，避免像 33122 那样约 70KB 的成员列表占满上下文。</w:t>
+      </w:r>
+    </w:p>
+    <w:p>
+      <w:pPr>
+        <w:pStyle w:val="BodyTextCustom"/>
+        <w:keepLines/>
+        <w:spacing w:line="276" w:lineRule="auto" w:after="140"/>
+      </w:pPr>
+      <w:r>
+        <w:rPr>
+          <w:rFonts w:ascii="Hiragino Sans GB" w:hAnsi="Hiragino Sans GB" w:eastAsia="Hiragino Sans GB"/>
+          <w:b w:val="0"/>
+          <w:color w:val="1F2C39"/>
+          <w:sz w:val="22"/>
+        </w:rPr>
+        <w:t xml:space="preserve">因此，各个方向不是相互独立的功能，而是对同一份记录的写入、读取和判断规则。</w:t>
+      </w:r>
+    </w:p>
+    <w:p>
+      <w:pPr>
+        <w:pStyle w:val="Heading1"/>
+        <w:keepLines/>
+      </w:pPr>
+      <w:r>
+        <w:rPr>
+          <w:rFonts w:ascii="Hiragino Sans GB" w:hAnsi="Hiragino Sans GB" w:eastAsia="Hiragino Sans GB"/>
+        </w:rPr>
+        <w:t xml:space="preserve">三、各方向的具体修改</w:t>
+      </w:r>
+    </w:p>
+    <w:p>
+      <w:pPr>
+        <w:pStyle w:val="Heading2"/>
+        <w:keepLines/>
+      </w:pPr>
+      <w:r>
+        <w:rPr>
+          <w:rFonts w:ascii="Hiragino Sans GB" w:hAnsi="Hiragino Sans GB" w:eastAsia="Hiragino Sans GB"/>
+        </w:rPr>
+        <w:t xml:space="preserve">方向 1：问题分析（建立约束清单）</w:t>
+      </w:r>
+    </w:p>
+    <w:p>
+      <w:pPr>
+        <w:pStyle w:val="BodyTextCustom"/>
+        <w:keepLines/>
+        <w:spacing w:line="276" w:lineRule="auto" w:after="140"/>
+      </w:pPr>
+      <w:r>
+        <w:rPr>
+          <w:rFonts w:ascii="Hiragino Sans GB" w:hAnsi="Hiragino Sans GB" w:eastAsia="Hiragino Sans GB"/>
+          <w:b/>
+          <w:color w:val="1F2C39"/>
+          <w:sz w:val="22"/>
+        </w:rPr>
+        <w:t xml:space="preserve">改动：</w:t>
+      </w:r>
+      <w:r>
+        <w:rPr>
+          <w:rFonts w:ascii="Hiragino Sans GB" w:hAnsi="Hiragino Sans GB" w:eastAsia="Hiragino Sans GB"/>
+          <w:b w:val="0"/>
+          <w:color w:val="1F2C39"/>
+          <w:sz w:val="22"/>
+        </w:rPr>
+        <w:t xml:space="preserve">在 initialize_reasoning_step 之前新增一个节点，由 LLM 将问题拆分为已知实体、未知变量、约束和答案类型，结果存入 state。</w:t>
+      </w:r>
+    </w:p>
+    <w:p>
+      <w:pPr>
+        <w:pStyle w:val="BodyTextCustom"/>
+        <w:keepLines/>
+        <w:spacing w:line="276" w:lineRule="auto" w:after="140"/>
+      </w:pPr>
+      <w:r>
+        <w:rPr>
+          <w:rFonts w:ascii="Hiragino Sans GB" w:hAnsi="Hiragino Sans GB" w:eastAsia="Hiragino Sans GB"/>
+          <w:b/>
+          <w:color w:val="1F2C39"/>
+          <w:sz w:val="22"/>
+        </w:rPr>
+        <w:t xml:space="preserve">注意：</w:t>
+      </w:r>
+      <w:r>
+        <w:rPr>
+          <w:rFonts w:ascii="Hiragino Sans GB" w:hAnsi="Hiragino Sans GB" w:eastAsia="Hiragino Sans GB"/>
+          <w:b w:val="0"/>
+          <w:color w:val="1F2C39"/>
+          <w:sz w:val="22"/>
+        </w:rPr>
+        <w:t xml:space="preserve">每一步结束后对话消息会被清空，约束清单必须随摘要重新放回上下文，否则从第二步开始就不可见。这份清单只有在方向 3 的约束检查中被使用才有意义，因此与方向 3b 一起放在阶段 B。</w:t>
+      </w:r>
+    </w:p>
+    <w:p>
+      <w:pPr>
+        <w:pStyle w:val="BodyTextCustom"/>
+        <w:keepLines/>
+        <w:spacing w:line="276" w:lineRule="auto" w:after="140"/>
+      </w:pPr>
+      <w:r>
+        <w:rPr>
+          <w:rFonts w:ascii="Hiragino Sans GB" w:hAnsi="Hiragino Sans GB" w:eastAsia="Hiragino Sans GB"/>
+          <w:b/>
+          <w:color w:val="1F2C39"/>
+          <w:sz w:val="22"/>
+        </w:rPr>
+        <w:t xml:space="preserve">解决：</w:t>
+      </w:r>
+      <w:r>
+        <w:rPr>
+          <w:rFonts w:ascii="Hiragino Sans GB" w:hAnsi="Hiragino Sans GB" w:eastAsia="Hiragino Sans GB"/>
+          <w:b w:val="0"/>
+          <w:color w:val="1F2C39"/>
+          <w:sz w:val="22"/>
+        </w:rPr>
+        <w:t xml:space="preserve">遗漏条件的问题，例如 31606 跳过了“平台是 C64”，33122 始终没有核验“包含小号”。</w:t>
+      </w:r>
+    </w:p>
+    <w:p>
+      <w:pPr>
+        <w:pStyle w:val="Heading2"/>
+        <w:keepLines/>
+      </w:pPr>
+      <w:r>
+        <w:rPr>
+          <w:rFonts w:ascii="Hiragino Sans GB" w:hAnsi="Hiragino Sans GB" w:eastAsia="Hiragino Sans GB"/>
+        </w:rPr>
+        <w:t xml:space="preserve">方向 2：探索状态与流程控制</w:t>
+      </w:r>
+    </w:p>
+    <w:p>
+      <w:pPr>
+        <w:pStyle w:val="BodyTextCustom"/>
+        <w:keepLines/>
+        <w:spacing w:line="276" w:lineRule="auto" w:after="140"/>
+      </w:pPr>
+      <w:r>
+        <w:rPr>
+          <w:rFonts w:ascii="Hiragino Sans GB" w:hAnsi="Hiragino Sans GB" w:eastAsia="Hiragino Sans GB"/>
+          <w:b/>
+          <w:color w:val="1F2C39"/>
+          <w:sz w:val="22"/>
+        </w:rPr>
+        <w:t xml:space="preserve">改动一：</w:t>
+      </w:r>
+      <w:r>
+        <w:rPr>
+          <w:rFonts w:ascii="Hiragino Sans GB" w:hAnsi="Hiragino Sans GB" w:eastAsia="Hiragino Sans GB"/>
+          <w:b w:val="0"/>
+          <w:color w:val="1F2C39"/>
+          <w:sz w:val="22"/>
+        </w:rPr>
+        <w:t xml:space="preserve">reasoning 不再输出两个开关，改为输出一个动作（继续当前路径、换候选、回退、停止），以及是否丢弃本步。路由只区分两种情况：停止时进入回答，其余三个动作都开始新的一步。三个动作的区别只体现在记录如何更新，以及选择 anchor 时得到的提示，不需要新增路由分支。</w:t>
+      </w:r>
+    </w:p>
+    <w:p>
+      <w:pPr>
+        <w:pStyle w:val="BodyTextCustom"/>
+        <w:keepLines/>
+        <w:spacing w:line="276" w:lineRule="auto" w:after="140"/>
+      </w:pPr>
+      <w:r>
+        <w:rPr>
+          <w:rFonts w:ascii="Hiragino Sans GB" w:hAnsi="Hiragino Sans GB" w:eastAsia="Hiragino Sans GB"/>
+          <w:b/>
+          <w:color w:val="1F2C39"/>
+          <w:sz w:val="22"/>
+        </w:rPr>
+        <w:t xml:space="preserve">改动二：</w:t>
+      </w:r>
+      <w:r>
+        <w:rPr>
+          <w:rFonts w:ascii="Hiragino Sans GB" w:hAnsi="Hiragino Sans GB" w:eastAsia="Hiragino Sans GB"/>
+          <w:b w:val="0"/>
+          <w:color w:val="1F2C39"/>
+          <w:sz w:val="22"/>
+        </w:rPr>
+        <w:t xml:space="preserve">每次检索后，由程序将检索结果中的实体写入候选列表，不依赖 LLM 是否引用。</w:t>
+      </w:r>
+    </w:p>
+    <w:p>
+      <w:pPr>
+        <w:pStyle w:val="BodyTextCustom"/>
+        <w:keepLines/>
+        <w:spacing w:line="276" w:lineRule="auto" w:after="140"/>
+      </w:pPr>
+      <w:r>
+        <w:rPr>
+          <w:rFonts w:ascii="Hiragino Sans GB" w:hAnsi="Hiragino Sans GB" w:eastAsia="Hiragino Sans GB"/>
+          <w:b/>
+          <w:color w:val="1F2C39"/>
+          <w:sz w:val="22"/>
+        </w:rPr>
+        <w:t xml:space="preserve">改动三：</w:t>
+      </w:r>
+      <w:r>
+        <w:rPr>
+          <w:rFonts w:ascii="Hiragino Sans GB" w:hAnsi="Hiragino Sans GB" w:eastAsia="Hiragino Sans GB"/>
+          <w:b w:val="0"/>
+          <w:color w:val="1F2C39"/>
+          <w:sz w:val="22"/>
+        </w:rPr>
+        <w:t xml:space="preserve">reasoning 同时输出结构化结论，由程序核对后写入结论记录：</w:t>
+      </w:r>
+    </w:p>
+    <w:p>
+      <w:pPr>
+        <w:pStyle w:val="BodyTextCustom"/>
+        <w:keepLines/>
+        <w:spacing w:line="276" w:lineRule="auto" w:after="140"/>
+      </w:pPr>
+      <w:r>
+        <w:rPr>
+          <w:rFonts w:ascii="Hiragino Sans GB" w:hAnsi="Hiragino Sans GB" w:eastAsia="Hiragino Sans GB"/>
+          <w:b w:val="0"/>
+          <w:color w:val="1F2C39"/>
+          <w:sz w:val="22"/>
+        </w:rPr>
+        <w:t xml:space="preserve">• 依据为三元组时，沿用现有 key 机制核对；</w:t>
+      </w:r>
+    </w:p>
+    <w:p>
+      <w:pPr>
+        <w:pStyle w:val="BodyTextCustom"/>
+        <w:keepLines/>
+        <w:spacing w:line="276" w:lineRule="auto" w:after="140"/>
+      </w:pPr>
+      <w:r>
+        <w:rPr>
+          <w:rFonts w:ascii="Hiragino Sans GB" w:hAnsi="Hiragino Sans GB" w:eastAsia="Hiragino Sans GB"/>
+          <w:b w:val="0"/>
+          <w:color w:val="1F2C39"/>
+          <w:sz w:val="22"/>
+        </w:rPr>
+        <w:t xml:space="preserve">• 依据为“查询结果中不存在”时，程序检查本步 anchor 和关系的完整检索结果中确实不包含该实体；</w:t>
+      </w:r>
+    </w:p>
+    <w:p>
+      <w:pPr>
+        <w:pStyle w:val="BodyTextCustom"/>
+        <w:keepLines/>
+        <w:spacing w:line="276" w:lineRule="auto" w:after="140"/>
+      </w:pPr>
+      <w:r>
+        <w:rPr>
+          <w:rFonts w:ascii="Hiragino Sans GB" w:hAnsi="Hiragino Sans GB" w:eastAsia="Hiragino Sans GB"/>
+          <w:b w:val="0"/>
+          <w:color w:val="1F2C39"/>
+          <w:sz w:val="22"/>
+        </w:rPr>
+        <w:t xml:space="preserve">• 依据为背景知识或猜测时，照样写入，但标记为未验证。</w:t>
+      </w:r>
+    </w:p>
+    <w:p>
+      <w:pPr>
+        <w:pStyle w:val="BodyTextCustom"/>
+        <w:keepLines/>
+        <w:spacing w:line="276" w:lineRule="auto" w:after="140"/>
+      </w:pPr>
+      <w:r>
+        <w:rPr>
+          <w:rFonts w:ascii="Hiragino Sans GB" w:hAnsi="Hiragino Sans GB" w:eastAsia="Hiragino Sans GB"/>
+          <w:b/>
+          <w:color w:val="1F2C39"/>
+          <w:sz w:val="22"/>
+        </w:rPr>
+        <w:t xml:space="preserve">改动四：</w:t>
+      </w:r>
+      <w:r>
+        <w:rPr>
+          <w:rFonts w:ascii="Hiragino Sans GB" w:hAnsi="Hiragino Sans GB" w:eastAsia="Hiragino Sans GB"/>
+          <w:b w:val="0"/>
+          <w:color w:val="1F2C39"/>
+          <w:sz w:val="22"/>
+        </w:rPr>
+        <w:t xml:space="preserve">cleanup 不再删除步骤，只做标记；reset 不再触发停止。</w:t>
+      </w:r>
+    </w:p>
+    <w:p>
+      <w:pPr>
+        <w:pStyle w:val="BodyTextCustom"/>
+        <w:keepLines/>
+        <w:spacing w:line="276" w:lineRule="auto" w:after="140"/>
+      </w:pPr>
+      <w:r>
+        <w:rPr>
+          <w:rFonts w:ascii="Hiragino Sans GB" w:hAnsi="Hiragino Sans GB" w:eastAsia="Hiragino Sans GB"/>
+          <w:b/>
+          <w:color w:val="1F2C39"/>
+          <w:sz w:val="22"/>
+        </w:rPr>
+        <w:t xml:space="preserve">改动五：</w:t>
+      </w:r>
+      <w:r>
+        <w:rPr>
+          <w:rFonts w:ascii="Hiragino Sans GB" w:hAnsi="Hiragino Sans GB" w:eastAsia="Hiragino Sans GB"/>
+          <w:b w:val="0"/>
+          <w:color w:val="1F2C39"/>
+          <w:sz w:val="22"/>
+        </w:rPr>
+        <w:t xml:space="preserve">摘要改为从探索记录渲染，分别展示已核验事实、已排除候选、未验证假设和待核验候选（精简显示）。generate_answer 读取同一份渲染结果。</w:t>
+      </w:r>
+    </w:p>
+    <w:p>
+      <w:pPr>
+        <w:pStyle w:val="BodyTextCustom"/>
+        <w:keepLines/>
+        <w:spacing w:line="276" w:lineRule="auto" w:after="140"/>
+      </w:pPr>
+      <w:r>
+        <w:rPr>
+          <w:rFonts w:ascii="Hiragino Sans GB" w:hAnsi="Hiragino Sans GB" w:eastAsia="Hiragino Sans GB"/>
+          <w:b/>
+          <w:color w:val="1F2C39"/>
+          <w:sz w:val="22"/>
+        </w:rPr>
+        <w:t xml:space="preserve">上限：</w:t>
+      </w:r>
+      <w:r>
+        <w:rPr>
+          <w:rFonts w:ascii="Hiragino Sans GB" w:hAnsi="Hiragino Sans GB" w:eastAsia="Hiragino Sans GB"/>
+          <w:b w:val="0"/>
+          <w:color w:val="1F2C39"/>
+          <w:sz w:val="22"/>
+        </w:rPr>
+        <w:t xml:space="preserve">沿用现有的 max_reasoning_steps 等设置，不另外新增。步骤不再被删除后，预算消耗方式会改变，需要在开发集上观察。</w:t>
+      </w:r>
+    </w:p>
+    <w:p>
+      <w:pPr>
+        <w:pStyle w:val="BodyTextCustom"/>
+        <w:keepLines/>
+        <w:spacing w:line="276" w:lineRule="auto" w:after="140"/>
+      </w:pPr>
+      <w:r>
+        <w:rPr>
+          <w:rFonts w:ascii="Hiragino Sans GB" w:hAnsi="Hiragino Sans GB" w:eastAsia="Hiragino Sans GB"/>
+          <w:b/>
+          <w:color w:val="1F2C39"/>
+          <w:sz w:val="22"/>
+        </w:rPr>
+        <w:t xml:space="preserve">解决：</w:t>
+      </w:r>
+    </w:p>
+    <w:p>
+      <w:pPr>
+        <w:pStyle w:val="BodyTextCustom"/>
+        <w:keepLines/>
+        <w:spacing w:line="276" w:lineRule="auto" w:after="140"/>
+      </w:pPr>
+      <w:r>
+        <w:rPr>
+          <w:rFonts w:ascii="Hiragino Sans GB" w:hAnsi="Hiragino Sans GB" w:eastAsia="Hiragino Sans GB"/>
+          <w:b w:val="0"/>
+          <w:color w:val="1F2C39"/>
+          <w:sz w:val="22"/>
+        </w:rPr>
+        <w:t xml:space="preserve">• 1012、40154：reset 不再导致停止，已获得的事实和排除结论都会保留；</w:t>
+      </w:r>
+    </w:p>
+    <w:p>
+      <w:pPr>
+        <w:pStyle w:val="BodyTextCustom"/>
+        <w:keepLines/>
+        <w:spacing w:line="276" w:lineRule="auto" w:after="140"/>
+      </w:pPr>
+      <w:r>
+        <w:rPr>
+          <w:rFonts w:ascii="Hiragino Sans GB" w:hAnsi="Hiragino Sans GB" w:eastAsia="Hiragino Sans GB"/>
+          <w:b w:val="0"/>
+          <w:color w:val="1F2C39"/>
+          <w:sz w:val="22"/>
+        </w:rPr>
+        <w:t xml:space="preserve">• 40487：解决 reset 后直接停止的部分；</w:t>
+      </w:r>
+    </w:p>
+    <w:p>
+      <w:pPr>
+        <w:pStyle w:val="BodyTextCustom"/>
+        <w:keepLines/>
+        <w:spacing w:line="276" w:lineRule="auto" w:after="140"/>
+      </w:pPr>
+      <w:r>
+        <w:rPr>
+          <w:rFonts w:ascii="Hiragino Sans GB" w:hAnsi="Hiragino Sans GB" w:eastAsia="Hiragino Sans GB"/>
+          <w:b w:val="0"/>
+          <w:color w:val="1F2C39"/>
+          <w:sz w:val="22"/>
+        </w:rPr>
+        <w:t xml:space="preserve">• 31606：凭名称的推测显示为“未验证”，不再被当作事实；</w:t>
+      </w:r>
+    </w:p>
+    <w:p>
+      <w:pPr>
+        <w:pStyle w:val="BodyTextCustom"/>
+        <w:keepLines/>
+        <w:spacing w:line="276" w:lineRule="auto" w:after="140"/>
+      </w:pPr>
+      <w:r>
+        <w:rPr>
+          <w:rFonts w:ascii="Hiragino Sans GB" w:hAnsi="Hiragino Sans GB" w:eastAsia="Hiragino Sans GB"/>
+          <w:b w:val="0"/>
+          <w:color w:val="1F2C39"/>
+          <w:sz w:val="22"/>
+        </w:rPr>
+        <w:t xml:space="preserve">• 33122：其他公会成员保留在候选列表中，换候选成为可能，但拦下错误答案需要阶段 B。</w:t>
+      </w:r>
+    </w:p>
+    <w:p>
+      <w:pPr>
+        <w:pStyle w:val="Heading2"/>
+        <w:keepLines/>
+      </w:pPr>
+      <w:r>
+        <w:rPr>
+          <w:rFonts w:ascii="Hiragino Sans GB" w:hAnsi="Hiragino Sans GB" w:eastAsia="Hiragino Sans GB"/>
+        </w:rPr>
+        <w:t xml:space="preserve">方向 3：回答前检查（分为两部分）</w:t>
+      </w:r>
+    </w:p>
+    <w:p>
+      <w:pPr>
+        <w:pStyle w:val="BodyTextCustom"/>
+        <w:keepLines/>
+        <w:spacing w:line="276" w:lineRule="auto" w:after="140"/>
+      </w:pPr>
+      <w:r>
+        <w:rPr>
+          <w:rFonts w:ascii="Hiragino Sans GB" w:hAnsi="Hiragino Sans GB" w:eastAsia="Hiragino Sans GB"/>
+          <w:b/>
+          <w:color w:val="1F2C39"/>
+          <w:sz w:val="22"/>
+        </w:rPr>
+        <w:t xml:space="preserve">3a 答案绑定（阶段 A2）：</w:t>
+      </w:r>
+      <w:r>
+        <w:rPr>
+          <w:rFonts w:ascii="Hiragino Sans GB" w:hAnsi="Hiragino Sans GB" w:eastAsia="Hiragino Sans GB"/>
+          <w:b w:val="0"/>
+          <w:color w:val="1F2C39"/>
+          <w:sz w:val="22"/>
+        </w:rPr>
+        <w:t xml:space="preserve">generate_answer 只能从有效、未丢弃的证据三元组中出现过的实体里选择答案，选择方式类似 key 机制，名称和 QID 由程序填入；没有合适实体时拒答。只适用于实体类问题。</w:t>
+      </w:r>
+    </w:p>
+    <w:p>
+      <w:pPr>
+        <w:pStyle w:val="BodyTextCustom"/>
+        <w:keepLines/>
+        <w:spacing w:line="276" w:lineRule="auto" w:after="140"/>
+      </w:pPr>
+      <w:r>
+        <w:rPr>
+          <w:rFonts w:ascii="Hiragino Sans GB" w:hAnsi="Hiragino Sans GB" w:eastAsia="Hiragino Sans GB"/>
+          <w:b w:val="0"/>
+          <w:color w:val="1F2C39"/>
+          <w:sz w:val="22"/>
+        </w:rPr>
+        <w:t xml:space="preserve">• 41371：1980 Summer Olympics 不在证据中，需要沿 followed by 继续查询，或拒答；</w:t>
+      </w:r>
+    </w:p>
+    <w:p>
+      <w:pPr>
+        <w:pStyle w:val="BodyTextCustom"/>
+        <w:keepLines/>
+        <w:spacing w:line="276" w:lineRule="auto" w:after="140"/>
+      </w:pPr>
+      <w:r>
+        <w:rPr>
+          <w:rFonts w:ascii="Hiragino Sans GB" w:hAnsi="Hiragino Sans GB" w:eastAsia="Hiragino Sans GB"/>
+          <w:b w:val="0"/>
+          <w:color w:val="1F2C39"/>
+          <w:sz w:val="22"/>
+        </w:rPr>
+        <w:t xml:space="preserve">• 40487：证据为空，拒答；</w:t>
+      </w:r>
+    </w:p>
+    <w:p>
+      <w:pPr>
+        <w:pStyle w:val="BodyTextCustom"/>
+        <w:keepLines/>
+        <w:spacing w:line="276" w:lineRule="auto" w:after="140"/>
+      </w:pPr>
+      <w:r>
+        <w:rPr>
+          <w:rFonts w:ascii="Hiragino Sans GB" w:hAnsi="Hiragino Sans GB" w:eastAsia="Hiragino Sans GB"/>
+          <w:b w:val="0"/>
+          <w:color w:val="1F2C39"/>
+          <w:sz w:val="22"/>
+        </w:rPr>
+        <w:t xml:space="preserve">• 33122 无法由答案绑定拦下，因为 Jan Fyt 确实出现在证据三元组中。</w:t>
+      </w:r>
+    </w:p>
+    <w:p>
+      <w:pPr>
+        <w:pStyle w:val="BodyTextCustom"/>
+        <w:keepLines/>
+        <w:spacing w:line="276" w:lineRule="auto" w:after="140"/>
+      </w:pPr>
+      <w:r>
+        <w:rPr>
+          <w:rFonts w:ascii="Hiragino Sans GB" w:hAnsi="Hiragino Sans GB" w:eastAsia="Hiragino Sans GB"/>
+          <w:b/>
+          <w:color w:val="1F2C39"/>
+          <w:sz w:val="22"/>
+        </w:rPr>
+        <w:t xml:space="preserve">3b 约束检查（阶段 B）：</w:t>
+      </w:r>
+      <w:r>
+        <w:rPr>
+          <w:rFonts w:ascii="Hiragino Sans GB" w:hAnsi="Hiragino Sans GB" w:eastAsia="Hiragino Sans GB"/>
+          <w:b w:val="0"/>
+          <w:color w:val="1F2C39"/>
+          <w:sz w:val="22"/>
+        </w:rPr>
+        <w:t xml:space="preserve">在 generate_answer 之前新增一个由程序执行的检查节点，检查三项：</w:t>
+      </w:r>
+    </w:p>
+    <w:p>
+      <w:pPr>
+        <w:pStyle w:val="BodyTextCustom"/>
+        <w:keepLines/>
+        <w:spacing w:line="276" w:lineRule="auto" w:after="140"/>
+      </w:pPr>
+      <w:r>
+        <w:rPr>
+          <w:rFonts w:ascii="Hiragino Sans GB" w:hAnsi="Hiragino Sans GB" w:eastAsia="Hiragino Sans GB"/>
+          <w:b w:val="0"/>
+          <w:color w:val="1F2C39"/>
+          <w:sz w:val="22"/>
+        </w:rPr>
+        <w:t xml:space="preserve">• 每条约束都有对应的 KG 依据，且状态为满足；</w:t>
+      </w:r>
+    </w:p>
+    <w:p>
+      <w:pPr>
+        <w:pStyle w:val="BodyTextCustom"/>
+        <w:keepLines/>
+        <w:spacing w:line="276" w:lineRule="auto" w:after="140"/>
+      </w:pPr>
+      <w:r>
+        <w:rPr>
+          <w:rFonts w:ascii="Hiragino Sans GB" w:hAnsi="Hiragino Sans GB" w:eastAsia="Hiragino Sans GB"/>
+          <w:b w:val="0"/>
+          <w:color w:val="1F2C39"/>
+          <w:sz w:val="22"/>
+        </w:rPr>
+        <w:t xml:space="preserve">• 不同约束中的同一个变量指向同一个实体；</w:t>
+      </w:r>
+    </w:p>
+    <w:p>
+      <w:pPr>
+        <w:pStyle w:val="BodyTextCustom"/>
+        <w:keepLines/>
+        <w:spacing w:line="276" w:lineRule="auto" w:after="140"/>
+      </w:pPr>
+      <w:r>
+        <w:rPr>
+          <w:rFonts w:ascii="Hiragino Sans GB" w:hAnsi="Hiragino Sans GB" w:eastAsia="Hiragino Sans GB"/>
+          <w:b w:val="0"/>
+          <w:color w:val="1F2C39"/>
+          <w:sz w:val="22"/>
+        </w:rPr>
+        <w:t xml:space="preserve">• 答案实体的类型（instance of）符合约束清单中的答案类型。</w:t>
+      </w:r>
+    </w:p>
+    <w:p>
+      <w:pPr>
+        <w:pStyle w:val="BodyTextCustom"/>
+        <w:keepLines/>
+        <w:spacing w:line="276" w:lineRule="auto" w:after="140"/>
+      </w:pPr>
+      <w:r>
+        <w:rPr>
+          <w:rFonts w:ascii="Hiragino Sans GB" w:hAnsi="Hiragino Sans GB" w:eastAsia="Hiragino Sans GB"/>
+          <w:b w:val="0"/>
+          <w:color w:val="1F2C39"/>
+          <w:sz w:val="22"/>
+        </w:rPr>
+        <w:t xml:space="preserve">检查结果决定下一步：通过则回答；不通过但仍有预算则继续探索；不通过且没有预算则拒答，并记录缺失的约束。“证据三元组真实存在”已由 key 机制保证，不需要新做。CR-LT-KGQA 是是非题，需要单独的门槛规则，例如回答“是”要求所有约束都满足，回答“否”要求至少一条约束被证据否定；这条规则与方向 4 一起确定。</w:t>
+      </w:r>
+    </w:p>
+    <w:p>
+      <w:pPr>
+        <w:pStyle w:val="BodyTextCustom"/>
+        <w:keepLines/>
+        <w:spacing w:line="276" w:lineRule="auto" w:after="140"/>
+      </w:pPr>
+      <w:r>
+        <w:rPr>
+          <w:rFonts w:ascii="Hiragino Sans GB" w:hAnsi="Hiragino Sans GB" w:eastAsia="Hiragino Sans GB"/>
+          <w:b/>
+          <w:color w:val="1F2C39"/>
+          <w:sz w:val="22"/>
+        </w:rPr>
+        <w:t xml:space="preserve">解决：</w:t>
+      </w:r>
+    </w:p>
+    <w:p>
+      <w:pPr>
+        <w:pStyle w:val="BodyTextCustom"/>
+        <w:keepLines/>
+        <w:spacing w:line="276" w:lineRule="auto" w:after="140"/>
+      </w:pPr>
+      <w:r>
+        <w:rPr>
+          <w:rFonts w:ascii="Hiragino Sans GB" w:hAnsi="Hiragino Sans GB" w:eastAsia="Hiragino Sans GB"/>
+          <w:b w:val="0"/>
+          <w:color w:val="1F2C39"/>
+          <w:sz w:val="22"/>
+        </w:rPr>
+        <w:t xml:space="preserve">• 31606：平台约束没有依据，被拦下；</w:t>
+      </w:r>
+    </w:p>
+    <w:p>
+      <w:pPr>
+        <w:pStyle w:val="BodyTextCustom"/>
+        <w:keepLines/>
+        <w:spacing w:line="276" w:lineRule="auto" w:after="140"/>
+      </w:pPr>
+      <w:r>
+        <w:rPr>
+          <w:rFonts w:ascii="Hiragino Sans GB" w:hAnsi="Hiragino Sans GB" w:eastAsia="Hiragino Sans GB"/>
+          <w:b w:val="0"/>
+          <w:color w:val="1F2C39"/>
+          <w:sz w:val="22"/>
+        </w:rPr>
+        <w:t xml:space="preserve">• 33122：“包含小号”约束没有依据，被拦下；</w:t>
+      </w:r>
+    </w:p>
+    <w:p>
+      <w:pPr>
+        <w:pStyle w:val="BodyTextCustom"/>
+        <w:keepLines/>
+        <w:spacing w:line="276" w:lineRule="auto" w:after="140"/>
+      </w:pPr>
+      <w:r>
+        <w:rPr>
+          <w:rFonts w:ascii="Hiragino Sans GB" w:hAnsi="Hiragino Sans GB" w:eastAsia="Hiragino Sans GB"/>
+          <w:b w:val="0"/>
+          <w:color w:val="1F2C39"/>
+          <w:sz w:val="22"/>
+        </w:rPr>
+        <w:t xml:space="preserve">• 37715：墓地不是遗产地，类型不符，被拦下；</w:t>
+      </w:r>
+    </w:p>
+    <w:p>
+      <w:pPr>
+        <w:pStyle w:val="BodyTextCustom"/>
+        <w:keepLines/>
+        <w:spacing w:line="276" w:lineRule="auto" w:after="140"/>
+      </w:pPr>
+      <w:r>
+        <w:rPr>
+          <w:rFonts w:ascii="Hiragino Sans GB" w:hAnsi="Hiragino Sans GB" w:eastAsia="Hiragino Sans GB"/>
+          <w:b w:val="0"/>
+          <w:color w:val="1F2C39"/>
+          <w:sz w:val="22"/>
+        </w:rPr>
+        <w:t xml:space="preserve">• 40487：解决证据不足仍回答的部分。</w:t>
+      </w:r>
+    </w:p>
+    <w:p>
+      <w:pPr>
+        <w:pStyle w:val="Heading2"/>
+        <w:keepLines/>
+      </w:pPr>
+      <w:r>
+        <w:rPr>
+          <w:rFonts w:ascii="Hiragino Sans GB" w:hAnsi="Hiragino Sans GB" w:eastAsia="Hiragino Sans GB"/>
+        </w:rPr>
+        <w:t xml:space="preserve">方向 4：知识使用策略</w:t>
+      </w:r>
+    </w:p>
+    <w:p>
+      <w:pPr>
+        <w:pStyle w:val="BodyTextCustom"/>
+        <w:keepLines/>
+        <w:spacing w:line="276" w:lineRule="auto" w:after="140"/>
+      </w:pPr>
+      <w:r>
+        <w:rPr>
+          <w:rFonts w:ascii="Hiragino Sans GB" w:hAnsi="Hiragino Sans GB" w:eastAsia="Hiragino Sans GB"/>
+          <w:b/>
+          <w:color w:val="1F2C39"/>
+          <w:sz w:val="22"/>
+        </w:rPr>
+        <w:t xml:space="preserve">改动：</w:t>
+      </w:r>
+      <w:r>
+        <w:rPr>
+          <w:rFonts w:ascii="Hiragino Sans GB" w:hAnsi="Hiragino Sans GB" w:eastAsia="Hiragino Sans GB"/>
+          <w:b w:val="0"/>
+          <w:color w:val="1F2C39"/>
+          <w:sz w:val="22"/>
+        </w:rPr>
+        <w:t xml:space="preserve">本质上是检查规则中的一个参数，规定哪些依据类型有效：</w:t>
+      </w:r>
+    </w:p>
+    <w:p>
+      <w:pPr>
+        <w:pStyle w:val="BodyTextCustom"/>
+        <w:keepLines/>
+        <w:spacing w:line="276" w:lineRule="auto" w:after="140"/>
+      </w:pPr>
+      <w:r>
+        <w:rPr>
+          <w:rFonts w:ascii="Hiragino Sans GB" w:hAnsi="Hiragino Sans GB" w:eastAsia="Hiragino Sans GB"/>
+          <w:b w:val="0"/>
+          <w:color w:val="1F2C39"/>
+          <w:sz w:val="22"/>
+        </w:rPr>
+        <w:t xml:space="preserve">• 严格证据模式：只认 KG 三元组和“查询结果中不存在”；</w:t>
+      </w:r>
+    </w:p>
+    <w:p>
+      <w:pPr>
+        <w:pStyle w:val="BodyTextCustom"/>
+        <w:keepLines/>
+        <w:spacing w:line="276" w:lineRule="auto" w:after="140"/>
+      </w:pPr>
+      <w:r>
+        <w:rPr>
+          <w:rFonts w:ascii="Hiragino Sans GB" w:hAnsi="Hiragino Sans GB" w:eastAsia="Hiragino Sans GB"/>
+          <w:b w:val="0"/>
+          <w:color w:val="1F2C39"/>
+          <w:sz w:val="22"/>
+        </w:rPr>
+        <w:t xml:space="preserve">• 常识增强模式：标明来源的背景知识也有效；</w:t>
+      </w:r>
+    </w:p>
+    <w:p>
+      <w:pPr>
+        <w:pStyle w:val="BodyTextCustom"/>
+        <w:keepLines/>
+        <w:spacing w:line="276" w:lineRule="auto" w:after="140"/>
+      </w:pPr>
+      <w:r>
+        <w:rPr>
+          <w:rFonts w:ascii="Hiragino Sans GB" w:hAnsi="Hiragino Sans GB" w:eastAsia="Hiragino Sans GB"/>
+          <w:b w:val="0"/>
+          <w:color w:val="1F2C39"/>
+          <w:sz w:val="22"/>
+        </w:rPr>
+        <w:t xml:space="preserve">• 两种模式下，猜测都不能作为依据。</w:t>
+      </w:r>
+    </w:p>
+    <w:p>
+      <w:pPr>
+        <w:pStyle w:val="BodyTextCustom"/>
+        <w:keepLines/>
+        <w:spacing w:line="276" w:lineRule="auto" w:after="140"/>
+      </w:pPr>
+      <w:r>
+        <w:rPr>
+          <w:rFonts w:ascii="Hiragino Sans GB" w:hAnsi="Hiragino Sans GB" w:eastAsia="Hiragino Sans GB"/>
+          <w:b/>
+          <w:color w:val="1F2C39"/>
+          <w:sz w:val="22"/>
+        </w:rPr>
+        <w:t xml:space="preserve">注意：</w:t>
+      </w:r>
+      <w:r>
+        <w:rPr>
+          <w:rFonts w:ascii="Hiragino Sans GB" w:hAnsi="Hiragino Sans GB" w:eastAsia="Hiragino Sans GB"/>
+          <w:b w:val="0"/>
+          <w:color w:val="1F2C39"/>
+          <w:sz w:val="22"/>
+        </w:rPr>
+        <w:t xml:space="preserve">按数据集固定配置：GTSQA 和 GTSQA-UA 使用严格证据模式，CR-LT-KGQA 使用常识增强模式。不需要单独的节点。</w:t>
+      </w:r>
+    </w:p>
+    <w:p>
+      <w:pPr>
+        <w:pStyle w:val="Heading2"/>
+        <w:keepLines/>
+      </w:pPr>
+      <w:r>
+        <w:rPr>
+          <w:rFonts w:ascii="Hiragino Sans GB" w:hAnsi="Hiragino Sans GB" w:eastAsia="Hiragino Sans GB"/>
+        </w:rPr>
+        <w:t xml:space="preserve">方向 5：answer_basis</w:t>
+      </w:r>
+    </w:p>
+    <w:p>
+      <w:pPr>
+        <w:pStyle w:val="BodyTextCustom"/>
+        <w:keepLines/>
+        <w:spacing w:line="276" w:lineRule="auto" w:after="140"/>
+      </w:pPr>
+      <w:r>
+        <w:rPr>
+          <w:rFonts w:ascii="Hiragino Sans GB" w:hAnsi="Hiragino Sans GB" w:eastAsia="Hiragino Sans GB"/>
+          <w:b/>
+          <w:color w:val="1F2C39"/>
+          <w:sz w:val="22"/>
+        </w:rPr>
+        <w:t xml:space="preserve">改动：</w:t>
+      </w:r>
+      <w:r>
+        <w:rPr>
+          <w:rFonts w:ascii="Hiragino Sans GB" w:hAnsi="Hiragino Sans GB" w:eastAsia="Hiragino Sans GB"/>
+          <w:b w:val="0"/>
+          <w:color w:val="1F2C39"/>
+          <w:sz w:val="22"/>
+        </w:rPr>
+        <w:t xml:space="preserve">回答后，把最终答案所依赖结论的依据类型汇总为 kg_supported、background_supported 或 mixed，写入 execution record。</w:t>
+      </w:r>
+    </w:p>
+    <w:p>
+      <w:pPr>
+        <w:pStyle w:val="BodyTextCustom"/>
+        <w:keepLines/>
+        <w:spacing w:line="276" w:lineRule="auto" w:after="140"/>
+      </w:pPr>
+      <w:r>
+        <w:rPr>
+          <w:rFonts w:ascii="Hiragino Sans GB" w:hAnsi="Hiragino Sans GB" w:eastAsia="Hiragino Sans GB"/>
+          <w:b/>
+          <w:color w:val="1F2C39"/>
+          <w:sz w:val="22"/>
+        </w:rPr>
+        <w:t xml:space="preserve">注意：</w:t>
+      </w:r>
+      <w:r>
+        <w:rPr>
+          <w:rFonts w:ascii="Hiragino Sans GB" w:hAnsi="Hiragino Sans GB" w:eastAsia="Hiragino Sans GB"/>
+          <w:b w:val="0"/>
+          <w:color w:val="1F2C39"/>
+          <w:sz w:val="22"/>
+        </w:rPr>
+        <w:t xml:space="preserve">只读取探索记录，不影响 Agent 的行为。</w:t>
+      </w:r>
+    </w:p>
+    <w:p>
+      <w:pPr>
+        <w:pStyle w:val="Heading2"/>
+        <w:keepLines/>
+      </w:pPr>
+      <w:r>
+        <w:rPr>
+          <w:rFonts w:ascii="Hiragino Sans GB" w:hAnsi="Hiragino Sans GB" w:eastAsia="Hiragino Sans GB"/>
+        </w:rPr>
+        <w:t xml:space="preserve">评测侧</w:t>
+      </w:r>
+    </w:p>
+    <w:p>
+      <w:pPr>
+        <w:pStyle w:val="BodyTextCustom"/>
+        <w:keepLines/>
+        <w:spacing w:line="276" w:lineRule="auto" w:after="140"/>
+      </w:pPr>
+      <w:r>
+        <w:rPr>
+          <w:rFonts w:ascii="Hiragino Sans GB" w:hAnsi="Hiragino Sans GB" w:eastAsia="Hiragino Sans GB"/>
+          <w:b w:val="0"/>
+          <w:color w:val="1F2C39"/>
+          <w:sz w:val="22"/>
+        </w:rPr>
+        <w:t xml:space="preserve">• 新增 ark_v2 adapter（目前只有 ark_v1 和 ark_v1_1）；</w:t>
+      </w:r>
+    </w:p>
+    <w:p>
+      <w:pPr>
+        <w:pStyle w:val="BodyTextCustom"/>
+        <w:keepLines/>
+        <w:spacing w:line="276" w:lineRule="auto" w:after="140"/>
+      </w:pPr>
+      <w:r>
+        <w:rPr>
+          <w:rFonts w:ascii="Hiragino Sans GB" w:hAnsi="Hiragino Sans GB" w:eastAsia="Hiragino Sans GB"/>
+          <w:b w:val="0"/>
+          <w:color w:val="1F2C39"/>
+          <w:sz w:val="22"/>
+        </w:rPr>
+        <w:t xml:space="preserve">• used_triples 沿用 V1 的取法：取有效步骤引用的三元组，只是把“被删除的步骤”换成“标记为已丢弃的步骤”，与 V1 的结果可以直接比较；</w:t>
+      </w:r>
+    </w:p>
+    <w:p>
+      <w:pPr>
+        <w:pStyle w:val="BodyTextCustom"/>
+        <w:keepLines/>
+        <w:spacing w:line="276" w:lineRule="auto" w:after="140"/>
+      </w:pPr>
+      <w:r>
+        <w:rPr>
+          <w:rFonts w:ascii="Hiragino Sans GB" w:hAnsi="Hiragino Sans GB" w:eastAsia="Hiragino Sans GB"/>
+          <w:b w:val="0"/>
+          <w:color w:val="1F2C39"/>
+          <w:sz w:val="22"/>
+        </w:rPr>
+        <w:t xml:space="preserve">• 探索记录和拒答原因写入 execution record 和 Langfuse。</w:t>
+      </w:r>
+    </w:p>
+    <w:p>
+      <w:pPr>
+        <w:pStyle w:val="Heading1"/>
+        <w:keepLines/>
+      </w:pPr>
+      <w:r>
+        <w:rPr>
+          <w:rFonts w:ascii="Hiragino Sans GB" w:hAnsi="Hiragino Sans GB" w:eastAsia="Hiragino Sans GB"/>
+        </w:rPr>
+        <w:t xml:space="preserve">四、分阶段实施</w:t>
+      </w:r>
+    </w:p>
+    <w:p>
+      <w:pPr>
+        <w:pStyle w:val="Heading2"/>
+        <w:keepLines/>
+      </w:pPr>
+      <w:r>
+        <w:rPr>
+          <w:rFonts w:ascii="Hiragino Sans GB" w:hAnsi="Hiragino Sans GB" w:eastAsia="Hiragino Sans GB"/>
+        </w:rPr>
+        <w:t xml:space="preserve">阶段 A：方向 2 与基础结构</w:t>
+      </w:r>
+    </w:p>
+    <w:p>
+      <w:pPr>
+        <w:pStyle w:val="BodyTextCustom"/>
+        <w:keepLines/>
+        <w:spacing w:line="276" w:lineRule="auto" w:after="140"/>
+      </w:pPr>
+      <w:r>
+        <w:rPr>
+          <w:rFonts w:ascii="Hiragino Sans GB" w:hAnsi="Hiragino Sans GB" w:eastAsia="Hiragino Sans GB"/>
+          <w:b w:val="0"/>
+          <w:color w:val="1F2C39"/>
+          <w:sz w:val="22"/>
+        </w:rPr>
+        <w:t xml:space="preserve">• 定义探索记录的数据结构（步骤记录、候选列表、结论记录）：依据类型从一开始就填写，约束编号先允许为空；</w:t>
+      </w:r>
+    </w:p>
+    <w:p>
+      <w:pPr>
+        <w:pStyle w:val="BodyTextCustom"/>
+        <w:keepLines/>
+        <w:spacing w:line="276" w:lineRule="auto" w:after="140"/>
+      </w:pPr>
+      <w:r>
+        <w:rPr>
+          <w:rFonts w:ascii="Hiragino Sans GB" w:hAnsi="Hiragino Sans GB" w:eastAsia="Hiragino Sans GB"/>
+          <w:b w:val="0"/>
+          <w:color w:val="1F2C39"/>
+          <w:sz w:val="22"/>
+        </w:rPr>
+        <w:t xml:space="preserve">• 每次检索后，由程序将结果写入候选列表；摘要只做精简展示；</w:t>
+      </w:r>
+    </w:p>
+    <w:p>
+      <w:pPr>
+        <w:pStyle w:val="BodyTextCustom"/>
+        <w:keepLines/>
+        <w:spacing w:line="276" w:lineRule="auto" w:after="140"/>
+      </w:pPr>
+      <w:r>
+        <w:rPr>
+          <w:rFonts w:ascii="Hiragino Sans GB" w:hAnsi="Hiragino Sans GB" w:eastAsia="Hiragino Sans GB"/>
+          <w:b w:val="0"/>
+          <w:color w:val="1F2C39"/>
+          <w:sz w:val="22"/>
+        </w:rPr>
+        <w:t xml:space="preserve">• reasoning 的输出改为“动作 + 是否丢弃本步 + 结构化结论”，由程序核对 key 和“查询结果中不存在”类依据；</w:t>
+      </w:r>
+    </w:p>
+    <w:p>
+      <w:pPr>
+        <w:pStyle w:val="BodyTextCustom"/>
+        <w:keepLines/>
+        <w:spacing w:line="276" w:lineRule="auto" w:after="140"/>
+      </w:pPr>
+      <w:r>
+        <w:rPr>
+          <w:rFonts w:ascii="Hiragino Sans GB" w:hAnsi="Hiragino Sans GB" w:eastAsia="Hiragino Sans GB"/>
+          <w:b w:val="0"/>
+          <w:color w:val="1F2C39"/>
+          <w:sz w:val="22"/>
+        </w:rPr>
+        <w:t xml:space="preserve">• cleanup 不再删除步骤；reset 不再触发停止；</w:t>
+      </w:r>
+    </w:p>
+    <w:p>
+      <w:pPr>
+        <w:pStyle w:val="BodyTextCustom"/>
+        <w:keepLines/>
+        <w:spacing w:line="276" w:lineRule="auto" w:after="140"/>
+      </w:pPr>
+      <w:r>
+        <w:rPr>
+          <w:rFonts w:ascii="Hiragino Sans GB" w:hAnsi="Hiragino Sans GB" w:eastAsia="Hiragino Sans GB"/>
+          <w:b w:val="0"/>
+          <w:color w:val="1F2C39"/>
+          <w:sz w:val="22"/>
+        </w:rPr>
+        <w:t xml:space="preserve">• 摘要渲染函数改为从探索记录生成，所有节点和 generate_answer 共用；</w:t>
+      </w:r>
+    </w:p>
+    <w:p>
+      <w:pPr>
+        <w:pStyle w:val="BodyTextCustom"/>
+        <w:keepLines/>
+        <w:spacing w:line="276" w:lineRule="auto" w:after="140"/>
+      </w:pPr>
+      <w:r>
+        <w:rPr>
+          <w:rFonts w:ascii="Hiragino Sans GB" w:hAnsi="Hiragino Sans GB" w:eastAsia="Hiragino Sans GB"/>
+          <w:b w:val="0"/>
+          <w:color w:val="1F2C39"/>
+          <w:sz w:val="22"/>
+        </w:rPr>
+        <w:t xml:space="preserve">• 新增 ark_v2 adapter，used_triples 沿用 V1 的取法；</w:t>
+      </w:r>
+    </w:p>
+    <w:p>
+      <w:pPr>
+        <w:pStyle w:val="BodyTextCustom"/>
+        <w:keepLines/>
+        <w:spacing w:line="276" w:lineRule="auto" w:after="140"/>
+      </w:pPr>
+      <w:r>
+        <w:rPr>
+          <w:rFonts w:ascii="Hiragino Sans GB" w:hAnsi="Hiragino Sans GB" w:eastAsia="Hiragino Sans GB"/>
+          <w:b w:val="0"/>
+          <w:color w:val="1F2C39"/>
+          <w:sz w:val="22"/>
+        </w:rPr>
+        <w:t xml:space="preserve">• 完成后提交一个版本，在开发集上运行一次。</w:t>
+      </w:r>
+    </w:p>
+    <w:p>
+      <w:pPr>
+        <w:pStyle w:val="BodyTextCustom"/>
+        <w:keepLines/>
+        <w:spacing w:line="276" w:lineRule="auto" w:after="140"/>
+      </w:pPr>
+      <w:r>
+        <w:rPr>
+          <w:rFonts w:ascii="Hiragino Sans GB" w:hAnsi="Hiragino Sans GB" w:eastAsia="Hiragino Sans GB"/>
+          <w:b/>
+          <w:color w:val="1F2C39"/>
+          <w:sz w:val="22"/>
+        </w:rPr>
+        <w:t xml:space="preserve">预期：</w:t>
+      </w:r>
+      <w:r>
+        <w:rPr>
+          <w:rFonts w:ascii="Hiragino Sans GB" w:hAnsi="Hiragino Sans GB" w:eastAsia="Hiragino Sans GB"/>
+          <w:b w:val="0"/>
+          <w:color w:val="1F2C39"/>
+          <w:sz w:val="22"/>
+        </w:rPr>
+        <w:t xml:space="preserve">解决 1012、40154 的提前停止，以及 40487 的提前停止部分；重点观察每道题实际使用的步数。</w:t>
+      </w:r>
+    </w:p>
+    <w:p>
+      <w:pPr>
+        <w:pStyle w:val="Heading2"/>
+        <w:keepLines/>
+      </w:pPr>
+      <w:r>
+        <w:rPr>
+          <w:rFonts w:ascii="Hiragino Sans GB" w:hAnsi="Hiragino Sans GB" w:eastAsia="Hiragino Sans GB"/>
+        </w:rPr>
+        <w:t xml:space="preserve">阶段 A2：答案绑定（方向 3a）</w:t>
+      </w:r>
+    </w:p>
+    <w:p>
+      <w:pPr>
+        <w:pStyle w:val="BodyTextCustom"/>
+        <w:keepLines/>
+        <w:spacing w:line="276" w:lineRule="auto" w:after="140"/>
+      </w:pPr>
+      <w:r>
+        <w:rPr>
+          <w:rFonts w:ascii="Hiragino Sans GB" w:hAnsi="Hiragino Sans GB" w:eastAsia="Hiragino Sans GB"/>
+          <w:b w:val="0"/>
+          <w:color w:val="1F2C39"/>
+          <w:sz w:val="22"/>
+        </w:rPr>
+        <w:t xml:space="preserve">• 先离线模拟：在 V1.1 已有结果上计算 Answer Support，检查 41371 和 40487 是否会被拦下，不需要运行 Agent；</w:t>
+      </w:r>
+    </w:p>
+    <w:p>
+      <w:pPr>
+        <w:pStyle w:val="BodyTextCustom"/>
+        <w:keepLines/>
+        <w:spacing w:line="276" w:lineRule="auto" w:after="140"/>
+      </w:pPr>
+      <w:r>
+        <w:rPr>
+          <w:rFonts w:ascii="Hiragino Sans GB" w:hAnsi="Hiragino Sans GB" w:eastAsia="Hiragino Sans GB"/>
+          <w:b w:val="0"/>
+          <w:color w:val="1F2C39"/>
+          <w:sz w:val="22"/>
+        </w:rPr>
+        <w:t xml:space="preserve">• 再修改 generate_answer：从证据实体中选择答案，由程序填入 QID。</w:t>
+      </w:r>
+    </w:p>
+    <w:p>
+      <w:pPr>
+        <w:pStyle w:val="BodyTextCustom"/>
+        <w:keepLines/>
+        <w:spacing w:line="276" w:lineRule="auto" w:after="140"/>
+      </w:pPr>
+      <w:r>
+        <w:rPr>
+          <w:rFonts w:ascii="Hiragino Sans GB" w:hAnsi="Hiragino Sans GB" w:eastAsia="Hiragino Sans GB"/>
+          <w:b/>
+          <w:color w:val="1F2C39"/>
+          <w:sz w:val="22"/>
+        </w:rPr>
+        <w:t xml:space="preserve">预期：</w:t>
+      </w:r>
+      <w:r>
+        <w:rPr>
+          <w:rFonts w:ascii="Hiragino Sans GB" w:hAnsi="Hiragino Sans GB" w:eastAsia="Hiragino Sans GB"/>
+          <w:b w:val="0"/>
+          <w:color w:val="1F2C39"/>
+          <w:sz w:val="22"/>
+        </w:rPr>
+        <w:t xml:space="preserve">拦下 41371 的错误 QID，以及 40487 证据为空仍回答的问题。</w:t>
+      </w:r>
+    </w:p>
+    <w:p>
+      <w:pPr>
+        <w:pStyle w:val="Heading2"/>
+        <w:keepLines/>
+      </w:pPr>
+      <w:r>
+        <w:rPr>
+          <w:rFonts w:ascii="Hiragino Sans GB" w:hAnsi="Hiragino Sans GB" w:eastAsia="Hiragino Sans GB"/>
+        </w:rPr>
+        <w:t xml:space="preserve">阶段 B：方向 3b 及其前提</w:t>
+      </w:r>
+    </w:p>
+    <w:p>
+      <w:pPr>
+        <w:pStyle w:val="BodyTextCustom"/>
+        <w:keepLines/>
+        <w:spacing w:line="276" w:lineRule="auto" w:after="140"/>
+      </w:pPr>
+      <w:r>
+        <w:rPr>
+          <w:rFonts w:ascii="Hiragino Sans GB" w:hAnsi="Hiragino Sans GB" w:eastAsia="Hiragino Sans GB"/>
+          <w:b w:val="0"/>
+          <w:color w:val="1F2C39"/>
+          <w:sz w:val="22"/>
+        </w:rPr>
+        <w:t xml:space="preserve">开始前先查看约束拆分质量测试的结果。</w:t>
+      </w:r>
+    </w:p>
+    <w:p>
+      <w:pPr>
+        <w:pStyle w:val="BodyTextCustom"/>
+        <w:keepLines/>
+        <w:spacing w:line="276" w:lineRule="auto" w:after="140"/>
+      </w:pPr>
+      <w:r>
+        <w:rPr>
+          <w:rFonts w:ascii="Hiragino Sans GB" w:hAnsi="Hiragino Sans GB" w:eastAsia="Hiragino Sans GB"/>
+          <w:b w:val="0"/>
+          <w:color w:val="1F2C39"/>
+          <w:sz w:val="22"/>
+        </w:rPr>
+        <w:t xml:space="preserve">• 方向 1 的最小版本：约束拆分加答案类型，约束清单随摘要重新放回上下文；</w:t>
+      </w:r>
+    </w:p>
+    <w:p>
+      <w:pPr>
+        <w:pStyle w:val="BodyTextCustom"/>
+        <w:keepLines/>
+        <w:spacing w:line="276" w:lineRule="auto" w:after="140"/>
+      </w:pPr>
+      <w:r>
+        <w:rPr>
+          <w:rFonts w:ascii="Hiragino Sans GB" w:hAnsi="Hiragino Sans GB" w:eastAsia="Hiragino Sans GB"/>
+          <w:b w:val="0"/>
+          <w:color w:val="1F2C39"/>
+          <w:sz w:val="22"/>
+        </w:rPr>
+        <w:t xml:space="preserve">• 结论记录开始填写约束编号；</w:t>
+      </w:r>
+    </w:p>
+    <w:p>
+      <w:pPr>
+        <w:pStyle w:val="BodyTextCustom"/>
+        <w:keepLines/>
+        <w:spacing w:line="276" w:lineRule="auto" w:after="140"/>
+      </w:pPr>
+      <w:r>
+        <w:rPr>
+          <w:rFonts w:ascii="Hiragino Sans GB" w:hAnsi="Hiragino Sans GB" w:eastAsia="Hiragino Sans GB"/>
+          <w:b w:val="0"/>
+          <w:color w:val="1F2C39"/>
+          <w:sz w:val="22"/>
+        </w:rPr>
+        <w:t xml:space="preserve">• 程序检查节点：约束覆盖、变量一致、答案类型；</w:t>
+      </w:r>
+    </w:p>
+    <w:p>
+      <w:pPr>
+        <w:pStyle w:val="BodyTextCustom"/>
+        <w:keepLines/>
+        <w:spacing w:line="276" w:lineRule="auto" w:after="140"/>
+      </w:pPr>
+      <w:r>
+        <w:rPr>
+          <w:rFonts w:ascii="Hiragino Sans GB" w:hAnsi="Hiragino Sans GB" w:eastAsia="Hiragino Sans GB"/>
+          <w:b w:val="0"/>
+          <w:color w:val="1F2C39"/>
+          <w:sz w:val="22"/>
+        </w:rPr>
+        <w:t xml:space="preserve">• 严格证据 / 常识增强模式开关（方向 4 的最小部分），以及是非题的门槛规则；</w:t>
+      </w:r>
+    </w:p>
+    <w:p>
+      <w:pPr>
+        <w:pStyle w:val="BodyTextCustom"/>
+        <w:keepLines/>
+        <w:spacing w:line="276" w:lineRule="auto" w:after="140"/>
+      </w:pPr>
+      <w:r>
+        <w:rPr>
+          <w:rFonts w:ascii="Hiragino Sans GB" w:hAnsi="Hiragino Sans GB" w:eastAsia="Hiragino Sans GB"/>
+          <w:b w:val="0"/>
+          <w:color w:val="1F2C39"/>
+          <w:sz w:val="22"/>
+        </w:rPr>
+        <w:t xml:space="preserve">• 拒答时记录缺失的约束，并写入评测输出；</w:t>
+      </w:r>
+    </w:p>
+    <w:p>
+      <w:pPr>
+        <w:pStyle w:val="BodyTextCustom"/>
+        <w:keepLines/>
+        <w:spacing w:line="276" w:lineRule="auto" w:after="140"/>
+      </w:pPr>
+      <w:r>
+        <w:rPr>
+          <w:rFonts w:ascii="Hiragino Sans GB" w:hAnsi="Hiragino Sans GB" w:eastAsia="Hiragino Sans GB"/>
+          <w:b w:val="0"/>
+          <w:color w:val="1F2C39"/>
+          <w:sz w:val="22"/>
+        </w:rPr>
+        <w:t xml:space="preserve">• 待定：在 select_anchor 的 Prompt 中提示“优先从约束中最具体的实体出发”（例如 40154 从奥胡斯出发，33122 从小号出发）。这仍是单路径，不属于多路径探索；是否加入，根据阶段 A 观察到的步数决定。</w:t>
+      </w:r>
+    </w:p>
+    <w:p>
+      <w:pPr>
+        <w:pStyle w:val="BodyTextCustom"/>
+        <w:keepLines/>
+        <w:spacing w:line="276" w:lineRule="auto" w:after="140"/>
+      </w:pPr>
+      <w:r>
+        <w:rPr>
+          <w:rFonts w:ascii="Hiragino Sans GB" w:hAnsi="Hiragino Sans GB" w:eastAsia="Hiragino Sans GB"/>
+          <w:b/>
+          <w:color w:val="1F2C39"/>
+          <w:sz w:val="22"/>
+        </w:rPr>
+        <w:t xml:space="preserve">预期：</w:t>
+      </w:r>
+      <w:r>
+        <w:rPr>
+          <w:rFonts w:ascii="Hiragino Sans GB" w:hAnsi="Hiragino Sans GB" w:eastAsia="Hiragino Sans GB"/>
+          <w:b w:val="0"/>
+          <w:color w:val="1F2C39"/>
+          <w:sz w:val="22"/>
+        </w:rPr>
+        <w:t xml:space="preserve">拦下 31606、33122、37715 的错误答案，以及 40487 证据不足仍回答的问题。</w:t>
+      </w:r>
+    </w:p>
+    <w:p>
+      <w:pPr>
+        <w:pStyle w:val="Heading2"/>
+        <w:keepLines/>
+      </w:pPr>
+      <w:r>
+        <w:rPr>
+          <w:rFonts w:ascii="Hiragino Sans GB" w:hAnsi="Hiragino Sans GB" w:eastAsia="Hiragino Sans GB"/>
+        </w:rPr>
+        <w:t xml:space="preserve">阶段 C：之后独立加入</w:t>
+      </w:r>
+    </w:p>
+    <w:p>
+      <w:pPr>
+        <w:pStyle w:val="BodyTextCustom"/>
+        <w:keepLines/>
+        <w:spacing w:line="276" w:lineRule="auto" w:after="140"/>
+      </w:pPr>
+      <w:r>
+        <w:rPr>
+          <w:rFonts w:ascii="Hiragino Sans GB" w:hAnsi="Hiragino Sans GB" w:eastAsia="Hiragino Sans GB"/>
+          <w:b w:val="0"/>
+          <w:color w:val="1F2C39"/>
+          <w:sz w:val="22"/>
+        </w:rPr>
+        <w:t xml:space="preserve">• answer_basis（方向 5）；</w:t>
+      </w:r>
+    </w:p>
+    <w:p>
+      <w:pPr>
+        <w:pStyle w:val="BodyTextCustom"/>
+        <w:keepLines/>
+        <w:spacing w:line="276" w:lineRule="auto" w:after="140"/>
+      </w:pPr>
+      <w:r>
+        <w:rPr>
+          <w:rFonts w:ascii="Hiragino Sans GB" w:hAnsi="Hiragino Sans GB" w:eastAsia="Hiragino Sans GB"/>
+          <w:b w:val="0"/>
+          <w:color w:val="1F2C39"/>
+          <w:sz w:val="22"/>
+        </w:rPr>
+        <w:t xml:space="preserve">• 方向 4 的完整常识增强模式；</w:t>
+      </w:r>
+    </w:p>
+    <w:p>
+      <w:pPr>
+        <w:pStyle w:val="BodyTextCustom"/>
+        <w:keepLines/>
+        <w:spacing w:line="276" w:lineRule="auto" w:after="140"/>
+      </w:pPr>
+      <w:r>
+        <w:rPr>
+          <w:rFonts w:ascii="Hiragino Sans GB" w:hAnsi="Hiragino Sans GB" w:eastAsia="Hiragino Sans GB"/>
+          <w:b w:val="0"/>
+          <w:color w:val="1F2C39"/>
+          <w:sz w:val="22"/>
+        </w:rPr>
+        <w:t xml:space="preserve">• 新的评测指标。</w:t>
+      </w:r>
+    </w:p>
+    <w:p>
+      <w:pPr>
+        <w:pStyle w:val="BodyTextCustom"/>
+        <w:keepLines/>
+        <w:spacing w:line="276" w:lineRule="auto" w:after="140"/>
+      </w:pPr>
+      <w:r>
+        <w:rPr>
+          <w:rFonts w:ascii="Hiragino Sans GB" w:hAnsi="Hiragino Sans GB" w:eastAsia="Hiragino Sans GB"/>
+          <w:b w:val="0"/>
+          <w:color w:val="1F2C39"/>
+          <w:sz w:val="22"/>
+        </w:rPr>
+        <w:t xml:space="preserve">简单说：阶段 A 解决“探索过程中信息会丢”，阶段 A2 解决“答案必须来自证据”，阶段 B 解决“答案必须满足问题的全部条件”，阶段 C 在已有记录上做汇总和统计。</w:t>
       </w:r>
     </w:p>
     <w:sectPr>
